--- a/bao_cao_mau_do_an_dieu_khien_bam_mat_troi.docx
+++ b/bao_cao_mau_do_an_dieu_khien_bam_mat_troi.docx
@@ -212,11 +212,7 @@
     <w:p>
       <w:pPr/>
       <w:r>
-        <w:rPr>
-          <w:rFonts w:ascii="Times New Roman" w:hAnsi="Times New Roman" w:eastAsia="Times New Roman"/>
-          <w:sz w:val="24"/>
-        </w:rPr>
-        <w:t>Báo cáo tập trung đề xuất bộ điều khiển kết hợp vị trí Mặt Trời tính từ ngày, giờ và tọa độ với phản hồi cảm biến quang. Arduino xử lý tín hiệu từ cụm LDR, tạo góc đặt cho hai servo vị trí và giám sát công tắc hành trình. Cảm biến quang chỉ hiệu chỉnh khi tín hiệu đủ sáng, ổn định; khi tín hiệu không đáng tin cậy, góc thiên văn hoặc chế độ giữ vị trí được dùng làm dự phòng.</w:t>
+        <w:t>Báo cáo tập trung đề xuất bộ điều khiển kết hợp vị trí Mặt Trời tính từ ngày, giờ và tọa độ với phản hồi quang từ bốn LDR đặt ở bốn góc mặt pin. Cụm cảm biến được gá nghiêng đối xứng hướng ra ngoài để tạo hai sai lệch độc lập; một servo vị trí điều khiển phương vị quay tấm pin, còn một động cơ DC giảm tốc có encoder điều chỉnh độ nghiêng. Công tắc hành trình bảo vệ hai cơ cấu.</w:t>
       </w:r>
     </w:p>
     <w:p>
@@ -390,11 +386,7 @@
     <w:p>
       <w:pPr/>
       <w:r>
-        <w:rPr>
-          <w:rFonts w:ascii="Times New Roman" w:hAnsi="Times New Roman" w:eastAsia="Times New Roman"/>
-          <w:sz w:val="24"/>
-        </w:rPr>
-        <w:t>Mô hình gồm một tấm pin nhỏ gắn trên hai bậc tự do: trục phương vị quay quanh phương thẳng đứng và trục góc cao nâng/hạ mặt pin. Ngày giờ từ đồng hồ thời gian thực và tọa độ địa điểm được dùng để tính góc Mặt Trời. Cụm bốn LDR bố trí đối xứng theo hai cặp Đông–Tây và trên–dưới tạo tín hiệu sai lệch để hiệu chỉnh góc khi bầu trời đủ sáng. Arduino Mega điều phối hai servo vị trí, giám sát các công tắc hành trình và có thể ghi dữ liệu đo. Các nghiên cứu về tracker hai trục được dùng làm tài liệu tham khảo cho phương án cơ khí và điều khiển, không dùng kết quả của chúng thay cho phép đo trên mô hình này [10, 11].</w:t>
+        <w:t>Cụm bốn LDR đặt ở bốn góc mặt pin, mỗi cảm biến chếch ra ngoài một góc bằng nhau để phân biệt hướng sáng theo hai phương. Arduino Mega tính sai lệch quang, đặt góc cho servo phương vị và điều khiển động cơ giảm tốc có encoder để chỉnh độ nghiêng; công tắc hành trình giới hạn chuyển động. Các nghiên cứu về tracker hai trục được dùng làm tài liệu tham khảo, không dùng kết quả của chúng thay cho phép đo trên mô hình này [10, 11].</w:t>
       </w:r>
     </w:p>
     <w:p>
@@ -446,11 +438,7 @@
         <w:ind w:left="504" w:hanging="259"/>
       </w:pPr>
       <w:r>
-        <w:rPr>
-          <w:rFonts w:ascii="Times New Roman" w:hAnsi="Times New Roman" w:eastAsia="Times New Roman"/>
-          <w:sz w:val="23"/>
-        </w:rPr>
-        <w:t>Đề xuất cấu trúc Arduino, cụm cảm biến quang, hai servo vị trí, đồng hồ RTC và công tắc hành trình.</w:t>
+        <w:t>Đề xuất cụm bốn LDR, Arduino Mega, servo vị trí cho phương vị, động cơ DC giảm tốc có encoder cho độ nghiêng, RTC và công tắc hành trình.</w:t>
       </w:r>
     </w:p>
     <w:p>
@@ -492,11 +480,7 @@
     <w:p>
       <w:pPr/>
       <w:r>
-        <w:rPr>
-          <w:rFonts w:ascii="Times New Roman" w:hAnsi="Times New Roman" w:eastAsia="Times New Roman"/>
-          <w:sz w:val="24"/>
-        </w:rPr>
-        <w:t>Đối tượng nghiên cứu là thuật toán điều khiển hướng cho mô hình pin quang điện hai trục kiểu phương vị–góc cao. Cấu hình đề xuất dùng Arduino Mega, bốn LDR, hai servo vị trí, bốn công tắc hành trình và RTC; photodiode được xem xét ở mức so sánh. Tọa độ lắp đặt, kích thước tấm pin, mô-men servo và giới hạn góc cần được xác định theo mô hình thực tế trước khi chế tạo.</w:t>
+        <w:t>Cấu hình đề xuất dùng Arduino Mega, bốn LDR, một servo vị trí cho phương vị, một động cơ DC giảm tốc có encoder cho độ nghiêng, driver cầu H, RTC và công tắc hành trình cho hai trục; photodiode được xem xét ở mức so sánh. Tọa độ lắp đặt, kích thước tấm pin, mô-men cơ cấu và giới hạn góc cần được xác định theo mô hình thực tế trước khi chế tạo.</w:t>
       </w:r>
     </w:p>
     <w:p>
@@ -615,23 +599,27 @@
       </w:r>
     </w:p>
     <w:p>
-      <w:pPr/>
+      <w:pPr>
+        <w:jc w:val="both"/>
+      </w:pPr>
       <w:r>
-        <w:rPr>
-          <w:rFonts w:ascii="Times New Roman" w:hAnsi="Times New Roman" w:eastAsia="Times New Roman"/>
-          <w:sz w:val="24"/>
-        </w:rPr>
-        <w:t>Pin quang điện biến đổi bức xạ Mặt Trời thành điện năng một chiều. Dòng điện và công suất đầu ra phụ thuộc bức xạ tới, nhiệt độ mô-đun, đặc tính I–V và điểm làm việc của tải/khối biến đổi. Khi thành phần tia trực tiếp chiếu xiên so với pháp tuyến tấm pin, năng lượng thu nhận giảm; bám nắng điều chỉnh hướng hình học nhưng không loại bỏ tác động của mây, nhiệt độ, bóng che hoặc sai khác mô-đun [11].</w:t>
+        <w:t>Mô-đun quang điện được cấu thành từ nhiều tế bào bán dẫn ghép nối tiếp/song song; mỗi tế bào biến đổi một phần bức xạ thành dòng điện một chiều. Mô-đun thường có kính mặt trước, lớp đóng gói, các tế bào, lớp mặt sau/ kính sau, khung và hộp nối; cấu tạo cụ thể tùy loại. Trong chuỗi tế bào có thể có diode bypass để hạn chế ảnh hưởng của che bóng cục bộ; diode này khác với photodiode dùng làm cảm biến ánh sáng.</w:t>
       </w:r>
     </w:p>
     <w:p>
-      <w:pPr/>
+      <w:pPr>
+        <w:jc w:val="both"/>
+      </w:pPr>
       <w:r>
-        <w:rPr>
-          <w:rFonts w:ascii="Times New Roman" w:hAnsi="Times New Roman" w:eastAsia="Times New Roman"/>
-          <w:sz w:val="24"/>
-        </w:rPr>
-        <w:t>Khi đánh giá hệ thống, cần đo đồng thời điện áp và dòng điện của pin, tích phân công suất theo cùng khoảng thời gian và trừ năng lượng tiêu thụ của servo, Arduino và mạch phụ trợ. Chỉ so sánh điện áp hở mạch hoặc một điểm công suất tức thời không đủ để kết luận sản lượng điện tăng.</w:t>
+        <w:t>Các thông số thường dùng để mô tả pin gồm Pmax, Voc, Isc, Vmp, Imp và hệ số nhiệt. Giá trị danh định được công bố theo điều kiện STC; ngoài thực tế, bức xạ, nhiệt độ tế bào, phổ ánh sáng, tải điện và bóng che làm đặc tuyến I–V thay đổi. Hướng đặt ảnh hưởng thành phần bức xạ trực tiếp; không thể suy ra công suất thực chỉ từ góc hình học hoặc điện áp hở mạch [3].</w:t>
+      </w:r>
+    </w:p>
+    <w:p>
+      <w:pPr>
+        <w:jc w:val="both"/>
+      </w:pPr>
+      <w:r>
+        <w:t>Trong phép thử tracker, đo U và I đồng thời, tính P = U×I và tích phân theo thời gian để thu năng lượng. Tấm đối chứng nên cùng loại, cùng tình trạng bề mặt và cùng tải; năng lượng tiêu thụ của servo, động cơ nghiêng, Arduino và mạch phụ trợ phải được ghi riêng rồi trừ khi tính năng lượng thuần.</w:t>
       </w:r>
     </w:p>
     <w:p>
@@ -643,38 +631,19 @@
       </w:r>
     </w:p>
     <w:p>
-      <w:pPr/>
+      <w:pPr>
+        <w:jc w:val="both"/>
+      </w:pPr>
       <w:r>
-        <w:rPr>
-          <w:rFonts w:ascii="Times New Roman" w:hAnsi="Times New Roman" w:eastAsia="Times New Roman"/>
-          <w:sz w:val="24"/>
-        </w:rPr>
-        <w:t>LDR thay đổi điện trở theo ánh sáng và thường được mắc với điện trở cố định thành mạch chia áp. Bốn LDR có thể đặt tại bốn phía của một vách chắn hình chữ thập hoặc chụp quang học; cặp trái–phải biểu diễn sai lệch phương vị, cặp trên–dưới biểu diễn sai lệch góc cao. Mỗi cảm biến được đưa vào một kênh analog riêng của Arduino.</w:t>
+        <w:t>Quang trở (Light Dependent Resistor – LDR) là linh kiện quang dẫn có điện trở thay đổi theo ánh sáng. Khi độ rọi tăng, điện trở LDR thường giảm; trong tối điện trở lớn hơn. Đặc tuyến này không tuyến tính, thay đổi theo phổ nguồn sáng, nhiệt độ, lô sản xuất và lịch sử chiếu sáng; tốc độ đáp ứng thường chậm hơn diode quang.</w:t>
       </w:r>
     </w:p>
     <w:p>
       <w:pPr>
-        <w:spacing w:before="60" w:after="140"/>
-        <w:ind w:firstLine="0"/>
-        <w:jc w:val="center"/>
+        <w:jc w:val="both"/>
       </w:pPr>
       <w:r>
-        <w:rPr>
-          <w:rFonts w:ascii="Times New Roman" w:hAnsi="Times New Roman" w:eastAsia="Times New Roman"/>
-          <w:i/>
-          <w:sz w:val="23"/>
-        </w:rPr>
-        <w:t>e_A = (L_trái − L_phải) / (L_trái + L_phải + ε) ;   e_H = (L_trên − L_dưới) / (L_trên + L_dưới + ε)</w:t>
-      </w:r>
-    </w:p>
-    <w:p>
-      <w:pPr/>
-      <w:r>
-        <w:rPr>
-          <w:rFonts w:ascii="Times New Roman" w:hAnsi="Times New Roman" w:eastAsia="Times New Roman"/>
-          <w:sz w:val="24"/>
-        </w:rPr>
-        <w:t>Chuẩn hóa sai lệch giúp giảm ảnh hưởng của thay đổi độ sáng tổng, nhưng không khắc phục được hoàn toàn mây che hay độ nhạy khác nhau giữa các LDR. Cần hiệu chuẩn độ lợi/offset, lọc nhiễu và vô hiệu hóa hiệu chỉnh khi tổng sáng quá thấp, cảm biến bão hòa hoặc tín hiệu biến động nhanh.</w:t>
+        <w:t>Trong mạch đo, LDR thường mắc với điện trở cố định thành cầu phân áp; ADC đọc điện áp tại điểm giữa để vi điều khiển xử lý. Chiều tăng/giảm của số ADC khi sáng phụ thuộc vị trí LDR trong cầu phân áp. Ưu điểm của LDR là rẻ, dễ tìm và mạch đơn giản; hạn chế là sai khác giữa mẫu, trôi theo môi trường và độ tuyến tính thấp, vì vậy cần bảo vệ khỏi bụi/ẩm và hiệu chuẩn nếu dùng cho phép đo định lượng.</w:t>
       </w:r>
     </w:p>
     <w:p>
@@ -686,23 +655,19 @@
       </w:r>
     </w:p>
     <w:p>
-      <w:pPr/>
+      <w:pPr>
+        <w:jc w:val="both"/>
+      </w:pPr>
       <w:r>
-        <w:rPr>
-          <w:rFonts w:ascii="Times New Roman" w:hAnsi="Times New Roman" w:eastAsia="Times New Roman"/>
-          <w:sz w:val="24"/>
-        </w:rPr>
-        <w:t>Photodiode tạo dòng quang khi hấp thụ photon; với mạch đo phù hợp, dòng này phản ánh mức bức xạ và có đáp ứng nhanh. Có thể dùng nhiều photodiode thành cảm biến góc hoặc cảm biến phân đoạn. Vì tín hiệu thường nhỏ, cần khuếch đại chuyển dòng–điện áp, lựa chọn phân cực phù hợp và che nhiễu ánh sáng ngoài vùng quan sát.</w:t>
+        <w:t>Photodiode là cảm biến bán dẫn có tiếp giáp p–n hoặc PIN, biến photon thành dòng quang. Có thể dùng chế độ quang điện áp hoặc chế độ quang dẫn phân cực ngược; photodiode thường cho đáp ứng nhanh và phù hợp phát hiện biến thiên cường độ ánh sáng. Bước sóng đáp ứng phụ thuộc vật liệu và kiểu linh kiện.</w:t>
       </w:r>
     </w:p>
     <w:p>
-      <w:pPr/>
+      <w:pPr>
+        <w:jc w:val="both"/>
+      </w:pPr>
       <w:r>
-        <w:rPr>
-          <w:rFonts w:ascii="Times New Roman" w:hAnsi="Times New Roman" w:eastAsia="Times New Roman"/>
-          <w:sz w:val="24"/>
-        </w:rPr>
-        <w:t>So với LDR, photodiode phù hợp hơn khi cần tốc độ đáp ứng và tính lặp, nhưng đòi hỏi mạch analog và hiệu chuẩn quang học. Trong mô hình đề xuất, photodiode là phương án tham khảo, không phải cảm biến điều khiển chính; bốn LDR được lựa chọn để giảm độ phức tạp lắp ráp.</w:t>
+        <w:t>Dòng đầu ra thường nhỏ, do đó mạch đo hay dùng bộ khuếch đại chuyển dòng–điện áp (TIA). Cần chọn điện trở hồi tiếp, tụ ổn định, phân cực, vùng phổ và che chắn phù hợp. Photodiode có thể cho đáp ứng lặp lại tốt hơn LDR nhưng giá thành và yêu cầu thiết kế mạch cao hơn; trong cấu hình này nó là phương án tham khảo, còn LDR là cụm cảm biến chính.</w:t>
       </w:r>
     </w:p>
     <w:p>
@@ -714,23 +679,27 @@
       </w:r>
     </w:p>
     <w:p>
-      <w:pPr/>
+      <w:pPr>
+        <w:jc w:val="both"/>
+      </w:pPr>
       <w:r>
-        <w:rPr>
-          <w:rFonts w:ascii="Times New Roman" w:hAnsi="Times New Roman" w:eastAsia="Times New Roman"/>
-          <w:sz w:val="24"/>
-        </w:rPr>
-        <w:t>Arduino Mega 2560 là nền tảng vi điều khiển phù hợp cho mô hình hai trục cần nhiều ngõ vào analog và ngõ vào số. Bốn LDR có thể nối tới A0–A3; hai tín hiệu điều khiển servo dùng các chân số phù hợp với thư viện; công tắc hành trình nối tới ngõ vào số; RTC DS3231 giao tiếp I²C [9]. Chân và bus thực tế phải được kiểm tra theo phiên bản bo mạch [8].</w:t>
+        <w:t>Arduino Mega 2560 dùng vi điều khiển ATmega2560, phù hợp nguyên mẫu cần nhiều kênh analog và ngõ vào/ra số. Theo tài liệu bo mạch, Mega có nhiều chân digital, chân analog và các cổng nối tiếp phần cứng; bốn LDR có thể dùng bốn kênh ADC, RTC dùng bus I²C, còn ngõ số điều khiển servo, cầu H, encoder và công tắc hành trình [8].</w:t>
       </w:r>
     </w:p>
     <w:p>
-      <w:pPr/>
+      <w:pPr>
+        <w:jc w:val="both"/>
+      </w:pPr>
       <w:r>
-        <w:rPr>
-          <w:rFonts w:ascii="Times New Roman" w:hAnsi="Times New Roman" w:eastAsia="Times New Roman"/>
-          <w:sz w:val="24"/>
-        </w:rPr>
-        <w:t>Arduino thực hiện đọc cảm biến, tính vị trí/góc đặt, kiểm tra giới hạn và gửi lệnh servo. Servo cần nguồn riêng có dòng phù hợp; không lấy dòng tải servo từ chân nguồn trên bo. Nối chung mass tín hiệu giữa nguồn servo và Arduino khi thiết kế yêu cầu, đồng thời tách đường dòng lớn khỏi đường ADC để giảm nhiễu. Photodiode, nếu được thử nghiệm, cần mạch khuếch đại riêng trước ngõ analog.</w:t>
+        <w:t>Chương trình đọc thời gian/vị trí, lấy mẫu các cảm biến, tính sai lệch, thực hiện luật điều khiển và kiểm tra liên động. Mức điện áp logic/ADC phải đúng với bo; không đưa điện áp vượt dải cho phép. Nguồn Arduino và nguồn motor/servo cần tách theo yêu cầu tải, đồng thời bố trí mass và lọc nhiễu để dòng motor không làm sai số ADC.</w:t>
+      </w:r>
+    </w:p>
+    <w:p>
+      <w:pPr>
+        <w:jc w:val="both"/>
+      </w:pPr>
+      <w:r>
+        <w:t>Khi triển khai cần kiểm tra chân, bộ định thời và thư viện thực tế, đặc biệt khi dùng đồng thời servo, PWM cầu H, encoder và RTC. Các chân minh họa chỉ được chốt sau khi đối chiếu sơ đồ mạch và tài liệu chính thức; không mặc định mọi chân PWM hoặc interrupt đều tương đương.</w:t>
       </w:r>
     </w:p>
     <w:p>
@@ -738,27 +707,31 @@
         <w:pStyle w:val="Heading2"/>
       </w:pPr>
       <w:r>
-        <w:t>2.5. Động cơ servo</w:t>
+        <w:t>2.5. Động cơ servo và động cơ DC giảm tốc</w:t>
       </w:r>
     </w:p>
     <w:p>
-      <w:pPr/>
+      <w:pPr>
+        <w:jc w:val="both"/>
+      </w:pPr>
       <w:r>
-        <w:rPr>
-          <w:rFonts w:ascii="Times New Roman" w:hAnsi="Times New Roman" w:eastAsia="Times New Roman"/>
-          <w:sz w:val="24"/>
-        </w:rPr>
-        <w:t>Servo vị trí gồm động cơ, hộp giảm tốc, mạch điều khiển và hồi tiếp vị trí tích hợp. Bộ điều khiển bên ngoài gửi tín hiệu đặt góc; servo tự điều chỉnh để đạt vị trí trong phạm vi hành trình của nó. Hai servo có thể điều khiển lần lượt trục phương vị và trục góc cao. Quan hệ giữa xung điều khiển và góc, tốc độ, mô-men giữ và điện áp làm việc thay đổi theo từng sản phẩm nên phải hiệu chuẩn theo tài liệu kỹ thuật và thử tải.</w:t>
+        <w:t>Servo vị trí gồm động cơ, hộp giảm tốc, mạch điều khiển và cảm biến hồi tiếp góc tích hợp. Vi điều khiển gửi xung đặt vị trí; độ rộng xung tương ứng với góc và hành trình phụ thuộc nhà sản xuất, nên phải hiệu chuẩn hai đầu an toàn. Servo cung cấp chuyển động định vị gọn, phù hợp làm trục phương vị quay tấm pin khi mô-men và tải nằm trong giới hạn.</w:t>
       </w:r>
     </w:p>
     <w:p>
-      <w:pPr/>
+      <w:pPr>
+        <w:jc w:val="both"/>
+      </w:pPr>
       <w:r>
-        <w:rPr>
-          <w:rFonts w:ascii="Times New Roman" w:hAnsi="Times New Roman" w:eastAsia="Times New Roman"/>
-          <w:sz w:val="24"/>
-        </w:rPr>
-        <w:t>Servo hobby chỉ thích hợp với mô hình nhẹ, cân bằng tốt và ít chịu gió. Không nên gắn trực tiếp tấm pin lớn lên servo nhỏ; cần tính mô-men do khối lượng, cánh tay đòn, ma sát và gió, chọn hộp giảm tốc/servo mô-men lớn hoặc chuyển sang actuator công nghiệp. Hai trục cần cơ khí cứng, chống rơ, tránh cáp xoắn và có vùng quay an toàn.</w:t>
+        <w:t>Trục điều chỉnh độ nghiêng trong phương án đề xuất dùng động cơ DC giảm tốc có encoder. Hộp số giảm tốc độ, tăng mô-men; encoder đo tốc độ/vị trí để tạo vòng phản hồi. Driver cầu H đảo chiều quay và điều chế PWM; dòng kẹt trục có thể lớn hơn dòng không tải nên driver, nguồn và bảo vệ quá dòng phải được chọn theo datasheet.</w:t>
+      </w:r>
+    </w:p>
+    <w:p>
+      <w:pPr>
+        <w:jc w:val="both"/>
+      </w:pPr>
+      <w:r>
+        <w:t>Servo và động cơ giảm tốc đều cần được chọn theo mô-men, tốc độ, hành trình, độ rơ, khối lượng tấm pin và tải gió. Không cấp trực tiếp nguồn công suất cho motor từ chân 5 V của Arduino. Với mô hình nhẹ có thể thay motor nghiêng bằng servo vị trí thứ hai, nhưng nếu dùng DC gearmotor phải có encoder/biến trở phản hồi để biết góc thực và tránh điều khiển mù.</w:t>
       </w:r>
     </w:p>
     <w:p>
@@ -770,13 +743,19 @@
       </w:r>
     </w:p>
     <w:p>
-      <w:pPr/>
+      <w:pPr>
+        <w:jc w:val="both"/>
+      </w:pPr>
       <w:r>
-        <w:rPr>
-          <w:rFonts w:ascii="Times New Roman" w:hAnsi="Times New Roman" w:eastAsia="Times New Roman"/>
-          <w:sz w:val="24"/>
-        </w:rPr>
-        <w:t>Công tắc hành trình phát hiện cơ cấu đạt điểm giới hạn. Mô hình hai trục có thể bố trí một cặp công tắc cho mỗi trục, hoặc dùng công tắc home kết hợp giới hạn phần mềm nếu cơ cấu đã có giới hạn nội tại đáng tin cậy. Công tắc nên được đặt trước điểm va chạm; tín hiệu cần chống dội và được kiểm tra trước khi khởi động tự động. Khi công tắc ở một đầu tác động, chặn chuyển động theo hướng đi xa hơn nhưng cho phép quay ngược để thoát khỏi vị trí giới hạn.</w:t>
+        <w:t>Công tắc hành trình phát hiện vị trí cuối của cơ cấu bằng tiếp điểm cơ điện có cần gạt/con lăn hoặc nút nhấn. Các chân COM–NO–NC cho phép chọn trạng thái tín hiệu; tiếp điểm NC có thể giúp phát hiện đứt dây khi được thiết kế theo nguyên tắc fail-safe. Cần xét lực nhấn, hành trình, dòng tiếp điểm, tuổi thọ và môi trường lắp đặt.</w:t>
+      </w:r>
+    </w:p>
+    <w:p>
+      <w:pPr>
+        <w:jc w:val="both"/>
+      </w:pPr>
+      <w:r>
+        <w:t>Mỗi trục có thể dùng một cặp công tắc ở hai đầu hoặc cấu hình home kết hợp giới hạn mềm; mô hình này dự kiến dùng giới hạn vật lý cho cả trục phương vị và trục nghiêng. Tín hiệu đưa về Arduino để dừng PWM/servo theo hướng nguy hiểm, có chống dội; nơi cần bảo vệ cao hơn có thể đưa tiếp điểm vào đường liên động driver. Khi một đầu tác động, vẫn cho phép chạy ngược để rời công tắc.</w:t>
       </w:r>
     </w:p>
     <w:p>
@@ -2084,13 +2063,11 @@
       </w:r>
     </w:p>
     <w:p>
-      <w:pPr/>
+      <w:pPr>
+        <w:jc w:val="both"/>
+      </w:pPr>
       <w:r>
-        <w:rPr>
-          <w:rFonts w:ascii="Times New Roman" w:hAnsi="Times New Roman" w:eastAsia="Times New Roman"/>
-          <w:sz w:val="24"/>
-        </w:rPr>
-        <w:t>Phương án gồm tấm pin trên khung hai trục phương vị–góc cao; Arduino Mega 2560; bốn LDR bố trí thành cụm có vách chắn; RTC DS3231 [9]; hai servo vị trí; bốn công tắc hành trình; nguồn servo độc lập; khối đo điện áp/dòng để đánh giá năng lượng. Photodiode chỉ được lắp nếu cần so sánh đặc tính cảm biến và có mạch khuếch đại phù hợp.</w:t>
+        <w:t>Hệ thống dùng cụm bốn LDR gắn ở bốn góc tấm pin; mỗi LDR nghiêng đối xứng ra ngoài một góc β_s so với pháp tuyến mặt pin. Cặp trái–phải xác định sai lệch phương vị; cặp trên–dưới xác định sai lệch độ nghiêng. Arduino Mega đọc các tín hiệu, lọc và chuẩn hóa, sau đó gửi góc lệnh tới servo vị trí của trục phương vị và tín hiệu PWM/chiều quay tới động cơ DC giảm tốc có encoder cho trục nghiêng.</w:t>
       </w:r>
     </w:p>
     <w:tbl>
@@ -2102,9 +2079,9 @@
         <w:tblLook w:firstColumn="1" w:firstRow="1" w:lastColumn="0" w:lastRow="0" w:noHBand="0" w:noVBand="1" w:val="04A0"/>
       </w:tblPr>
       <w:tblGrid>
-        <w:gridCol w:w="1440"/>
+        <w:gridCol w:w="1728"/>
         <w:gridCol w:w="3384"/>
-        <w:gridCol w:w="4032"/>
+        <w:gridCol w:w="3744"/>
       </w:tblGrid>
       <w:tr>
         <w:trPr>
@@ -2112,7 +2089,7 @@
         </w:trPr>
         <w:tc>
           <w:tcPr>
-            <w:tcW w:type="dxa" w:w="3010"/>
+            <w:tcW w:type="dxa" w:w="1728"/>
             <w:vAlign w:val="center"/>
             <w:shd w:fill="D9EAF7"/>
           </w:tcPr>
@@ -2135,7 +2112,7 @@
         </w:tc>
         <w:tc>
           <w:tcPr>
-            <w:tcW w:type="dxa" w:w="3010"/>
+            <w:tcW w:type="dxa" w:w="3384"/>
             <w:vAlign w:val="center"/>
             <w:shd w:fill="D9EAF7"/>
           </w:tcPr>
@@ -2158,7 +2135,7 @@
         </w:tc>
         <w:tc>
           <w:tcPr>
-            <w:tcW w:type="dxa" w:w="3010"/>
+            <w:tcW w:type="dxa" w:w="3744"/>
             <w:vAlign w:val="center"/>
             <w:shd w:fill="D9EAF7"/>
           </w:tcPr>
@@ -2183,79 +2160,13 @@
       <w:tr>
         <w:tc>
           <w:tcPr>
-            <w:tcW w:type="dxa" w:w="1440"/>
+            <w:tcW w:type="dxa" w:w="1728"/>
             <w:vAlign w:val="center"/>
           </w:tcPr>
           <w:p>
             <w:pPr>
               <w:spacing w:line="240" w:lineRule="auto" w:after="20"/>
               <w:ind w:firstLine="0"/>
-              <w:jc w:val="left"/>
-            </w:pPr>
-            <w:r/>
-            <w:r>
-              <w:rPr>
-                <w:rFonts w:ascii="Times New Roman" w:hAnsi="Times New Roman" w:eastAsia="Times New Roman"/>
-                <w:sz w:val="19"/>
-              </w:rPr>
-              <w:t>Tấm pin</w:t>
-            </w:r>
-          </w:p>
-        </w:tc>
-        <w:tc>
-          <w:tcPr>
-            <w:tcW w:type="dxa" w:w="3384"/>
-            <w:vAlign w:val="center"/>
-          </w:tcPr>
-          <w:p>
-            <w:pPr>
-              <w:spacing w:line="240" w:lineRule="auto" w:after="20"/>
-              <w:ind w:firstLine="0"/>
-              <w:jc w:val="left"/>
-            </w:pPr>
-            <w:r/>
-            <w:r>
-              <w:rPr>
-                <w:rFonts w:ascii="Times New Roman" w:hAnsi="Times New Roman" w:eastAsia="Times New Roman"/>
-                <w:sz w:val="19"/>
-              </w:rPr>
-              <w:t>Mô-đun công suất nhỏ, khối lượng phù hợp mô hình.</w:t>
-            </w:r>
-          </w:p>
-        </w:tc>
-        <w:tc>
-          <w:tcPr>
-            <w:tcW w:type="dxa" w:w="4032"/>
-            <w:vAlign w:val="center"/>
-          </w:tcPr>
-          <w:p>
-            <w:pPr>
-              <w:spacing w:line="240" w:lineRule="auto" w:after="20"/>
-              <w:ind w:firstLine="0"/>
-              <w:jc w:val="left"/>
-            </w:pPr>
-            <w:r/>
-            <w:r>
-              <w:rPr>
-                <w:rFonts w:ascii="Times New Roman" w:hAnsi="Times New Roman" w:eastAsia="Times New Roman"/>
-                <w:sz w:val="19"/>
-              </w:rPr>
-              <w:t>Chuyển đổi bức xạ và làm đối tượng bám.</w:t>
-            </w:r>
-          </w:p>
-        </w:tc>
-      </w:tr>
-      <w:tr>
-        <w:tc>
-          <w:tcPr>
-            <w:tcW w:type="dxa" w:w="1440"/>
-            <w:vAlign w:val="center"/>
-          </w:tcPr>
-          <w:p>
-            <w:pPr>
-              <w:spacing w:line="240" w:lineRule="auto" w:after="20"/>
-              <w:ind w:firstLine="0"/>
-              <w:jc w:val="left"/>
             </w:pPr>
             <w:r/>
             <w:r>
@@ -2276,7 +2187,6 @@
             <w:pPr>
               <w:spacing w:line="240" w:lineRule="auto" w:after="20"/>
               <w:ind w:firstLine="0"/>
-              <w:jc w:val="left"/>
             </w:pPr>
             <w:r/>
             <w:r>
@@ -2284,20 +2194,19 @@
                 <w:rFonts w:ascii="Times New Roman" w:hAnsi="Times New Roman" w:eastAsia="Times New Roman"/>
                 <w:sz w:val="19"/>
               </w:rPr>
-              <w:t>Bốn LDR chia thành cặp trái–phải và trên–dưới.</w:t>
+              <w:t>4 LDR ở 4 góc; gá chếch ra ngoài cùng β_s.</w:t>
             </w:r>
           </w:p>
         </w:tc>
         <w:tc>
           <w:tcPr>
-            <w:tcW w:type="dxa" w:w="4032"/>
+            <w:tcW w:type="dxa" w:w="3744"/>
             <w:vAlign w:val="center"/>
           </w:tcPr>
           <w:p>
             <w:pPr>
               <w:spacing w:line="240" w:lineRule="auto" w:after="20"/>
               <w:ind w:firstLine="0"/>
-              <w:jc w:val="left"/>
             </w:pPr>
             <w:r/>
             <w:r>
@@ -2305,7 +2214,7 @@
                 <w:rFonts w:ascii="Times New Roman" w:hAnsi="Times New Roman" w:eastAsia="Times New Roman"/>
                 <w:sz w:val="19"/>
               </w:rPr>
-              <w:t>Đo sai lệch hướng; chỉ hiệu chỉnh khi tín hiệu đạt chất lượng.</w:t>
+              <w:t>Tạo sai lệch quay và nghiêng.</w:t>
             </w:r>
           </w:p>
         </w:tc>
@@ -2313,14 +2222,13 @@
       <w:tr>
         <w:tc>
           <w:tcPr>
-            <w:tcW w:type="dxa" w:w="1440"/>
+            <w:tcW w:type="dxa" w:w="1728"/>
             <w:vAlign w:val="center"/>
           </w:tcPr>
           <w:p>
             <w:pPr>
               <w:spacing w:line="240" w:lineRule="auto" w:after="20"/>
               <w:ind w:firstLine="0"/>
-              <w:jc w:val="left"/>
             </w:pPr>
             <w:r/>
             <w:r>
@@ -2328,7 +2236,7 @@
                 <w:rFonts w:ascii="Times New Roman" w:hAnsi="Times New Roman" w:eastAsia="Times New Roman"/>
                 <w:sz w:val="19"/>
               </w:rPr>
-              <w:t>Bộ điều khiển</w:t>
+              <w:t>Điều khiển/thời gian</w:t>
             </w:r>
           </w:p>
         </w:tc>
@@ -2341,7 +2249,6 @@
             <w:pPr>
               <w:spacing w:line="240" w:lineRule="auto" w:after="20"/>
               <w:ind w:firstLine="0"/>
-              <w:jc w:val="left"/>
             </w:pPr>
             <w:r/>
             <w:r>
@@ -2349,20 +2256,19 @@
                 <w:rFonts w:ascii="Times New Roman" w:hAnsi="Times New Roman" w:eastAsia="Times New Roman"/>
                 <w:sz w:val="19"/>
               </w:rPr>
-              <w:t>Arduino Mega 2560 + RTC DS3231.</w:t>
+              <w:t>Arduino Mega + RTC DS3231.</w:t>
             </w:r>
           </w:p>
         </w:tc>
         <w:tc>
           <w:tcPr>
-            <w:tcW w:type="dxa" w:w="4032"/>
+            <w:tcW w:type="dxa" w:w="3744"/>
             <w:vAlign w:val="center"/>
           </w:tcPr>
           <w:p>
             <w:pPr>
               <w:spacing w:line="240" w:lineRule="auto" w:after="20"/>
               <w:ind w:firstLine="0"/>
-              <w:jc w:val="left"/>
             </w:pPr>
             <w:r/>
             <w:r>
@@ -2370,7 +2276,7 @@
                 <w:rFonts w:ascii="Times New Roman" w:hAnsi="Times New Roman" w:eastAsia="Times New Roman"/>
                 <w:sz w:val="19"/>
               </w:rPr>
-              <w:t>Tính góc tham chiếu, đọc cảm biến, điều phối servo và bảo vệ.</w:t>
+              <w:t>Đọc ADC, tính lệnh, giám sát trạng thái.</w:t>
             </w:r>
           </w:p>
         </w:tc>
@@ -2378,14 +2284,13 @@
       <w:tr>
         <w:tc>
           <w:tcPr>
-            <w:tcW w:type="dxa" w:w="1440"/>
+            <w:tcW w:type="dxa" w:w="1728"/>
             <w:vAlign w:val="center"/>
           </w:tcPr>
           <w:p>
             <w:pPr>
               <w:spacing w:line="240" w:lineRule="auto" w:after="20"/>
               <w:ind w:firstLine="0"/>
-              <w:jc w:val="left"/>
             </w:pPr>
             <w:r/>
             <w:r>
@@ -2393,7 +2298,7 @@
                 <w:rFonts w:ascii="Times New Roman" w:hAnsi="Times New Roman" w:eastAsia="Times New Roman"/>
                 <w:sz w:val="19"/>
               </w:rPr>
-              <w:t>Cơ cấu</w:t>
+              <w:t>Trục phương vị</w:t>
             </w:r>
           </w:p>
         </w:tc>
@@ -2406,7 +2311,6 @@
             <w:pPr>
               <w:spacing w:line="240" w:lineRule="auto" w:after="20"/>
               <w:ind w:firstLine="0"/>
-              <w:jc w:val="left"/>
             </w:pPr>
             <w:r/>
             <w:r>
@@ -2414,20 +2318,19 @@
                 <w:rFonts w:ascii="Times New Roman" w:hAnsi="Times New Roman" w:eastAsia="Times New Roman"/>
                 <w:sz w:val="19"/>
               </w:rPr>
-              <w:t>Hai servo vị trí; một trục phương vị và một trục góc cao.</w:t>
+              <w:t>Servo vị trí + nguồn riêng.</w:t>
             </w:r>
           </w:p>
         </w:tc>
         <w:tc>
           <w:tcPr>
-            <w:tcW w:type="dxa" w:w="4032"/>
+            <w:tcW w:type="dxa" w:w="3744"/>
             <w:vAlign w:val="center"/>
           </w:tcPr>
           <w:p>
             <w:pPr>
               <w:spacing w:line="240" w:lineRule="auto" w:after="20"/>
               <w:ind w:firstLine="0"/>
-              <w:jc w:val="left"/>
             </w:pPr>
             <w:r/>
             <w:r>
@@ -2435,7 +2338,7 @@
                 <w:rFonts w:ascii="Times New Roman" w:hAnsi="Times New Roman" w:eastAsia="Times New Roman"/>
                 <w:sz w:val="19"/>
               </w:rPr>
-              <w:t>Đưa tấm pin tới góc đặt trong phạm vi đã hiệu chuẩn.</w:t>
+              <w:t>Quay tấm pin trái/phải theo góc đặt.</w:t>
             </w:r>
           </w:p>
         </w:tc>
@@ -2443,14 +2346,13 @@
       <w:tr>
         <w:tc>
           <w:tcPr>
-            <w:tcW w:type="dxa" w:w="1440"/>
+            <w:tcW w:type="dxa" w:w="1728"/>
             <w:vAlign w:val="center"/>
           </w:tcPr>
           <w:p>
             <w:pPr>
               <w:spacing w:line="240" w:lineRule="auto" w:after="20"/>
               <w:ind w:firstLine="0"/>
-              <w:jc w:val="left"/>
             </w:pPr>
             <w:r/>
             <w:r>
@@ -2458,7 +2360,7 @@
                 <w:rFonts w:ascii="Times New Roman" w:hAnsi="Times New Roman" w:eastAsia="Times New Roman"/>
                 <w:sz w:val="19"/>
               </w:rPr>
-              <w:t>An toàn</w:t>
+              <w:t>Trục nghiêng</w:t>
             </w:r>
           </w:p>
         </w:tc>
@@ -2471,7 +2373,6 @@
             <w:pPr>
               <w:spacing w:line="240" w:lineRule="auto" w:after="20"/>
               <w:ind w:firstLine="0"/>
-              <w:jc w:val="left"/>
             </w:pPr>
             <w:r/>
             <w:r>
@@ -2479,20 +2380,19 @@
                 <w:rFonts w:ascii="Times New Roman" w:hAnsi="Times New Roman" w:eastAsia="Times New Roman"/>
                 <w:sz w:val="19"/>
               </w:rPr>
-              <w:t>Công tắc hành trình, chặn mềm, nút dừng, khung cân bằng.</w:t>
+              <w:t>Motor DC giảm tốc + encoder + cầu H.</w:t>
             </w:r>
           </w:p>
         </w:tc>
         <w:tc>
           <w:tcPr>
-            <w:tcW w:type="dxa" w:w="4032"/>
+            <w:tcW w:type="dxa" w:w="3744"/>
             <w:vAlign w:val="center"/>
           </w:tcPr>
           <w:p>
             <w:pPr>
               <w:spacing w:line="240" w:lineRule="auto" w:after="20"/>
               <w:ind w:firstLine="0"/>
-              <w:jc w:val="left"/>
             </w:pPr>
             <w:r/>
             <w:r>
@@ -2500,7 +2400,7 @@
                 <w:rFonts w:ascii="Times New Roman" w:hAnsi="Times New Roman" w:eastAsia="Times New Roman"/>
                 <w:sz w:val="19"/>
               </w:rPr>
-              <w:t>Ngăn quá hành trình và giảm nguy cơ hư hỏng.</w:t>
+              <w:t>Nâng/hạ góc pin theo sai lệch và góc phản hồi.</w:t>
             </w:r>
           </w:p>
         </w:tc>
@@ -2508,14 +2408,75 @@
       <w:tr>
         <w:tc>
           <w:tcPr>
-            <w:tcW w:type="dxa" w:w="1440"/>
+            <w:tcW w:type="dxa" w:w="1728"/>
             <w:vAlign w:val="center"/>
           </w:tcPr>
           <w:p>
             <w:pPr>
               <w:spacing w:line="240" w:lineRule="auto" w:after="20"/>
               <w:ind w:firstLine="0"/>
-              <w:jc w:val="left"/>
+            </w:pPr>
+            <w:r/>
+            <w:r>
+              <w:rPr>
+                <w:rFonts w:ascii="Times New Roman" w:hAnsi="Times New Roman" w:eastAsia="Times New Roman"/>
+                <w:sz w:val="19"/>
+              </w:rPr>
+              <w:t>Bảo vệ</w:t>
+            </w:r>
+          </w:p>
+        </w:tc>
+        <w:tc>
+          <w:tcPr>
+            <w:tcW w:type="dxa" w:w="3384"/>
+            <w:vAlign w:val="center"/>
+          </w:tcPr>
+          <w:p>
+            <w:pPr>
+              <w:spacing w:line="240" w:lineRule="auto" w:after="20"/>
+              <w:ind w:firstLine="0"/>
+            </w:pPr>
+            <w:r/>
+            <w:r>
+              <w:rPr>
+                <w:rFonts w:ascii="Times New Roman" w:hAnsi="Times New Roman" w:eastAsia="Times New Roman"/>
+                <w:sz w:val="19"/>
+              </w:rPr>
+              <w:t>Công tắc hành trình hai đầu mỗi trục.</w:t>
+            </w:r>
+          </w:p>
+        </w:tc>
+        <w:tc>
+          <w:tcPr>
+            <w:tcW w:type="dxa" w:w="3744"/>
+            <w:vAlign w:val="center"/>
+          </w:tcPr>
+          <w:p>
+            <w:pPr>
+              <w:spacing w:line="240" w:lineRule="auto" w:after="20"/>
+              <w:ind w:firstLine="0"/>
+            </w:pPr>
+            <w:r/>
+            <w:r>
+              <w:rPr>
+                <w:rFonts w:ascii="Times New Roman" w:hAnsi="Times New Roman" w:eastAsia="Times New Roman"/>
+                <w:sz w:val="19"/>
+              </w:rPr>
+              <w:t>Chặn quá hành trình; cho phép thoát khỏi giới hạn.</w:t>
+            </w:r>
+          </w:p>
+        </w:tc>
+      </w:tr>
+      <w:tr>
+        <w:tc>
+          <w:tcPr>
+            <w:tcW w:type="dxa" w:w="1728"/>
+            <w:vAlign w:val="center"/>
+          </w:tcPr>
+          <w:p>
+            <w:pPr>
+              <w:spacing w:line="240" w:lineRule="auto" w:after="20"/>
+              <w:ind w:firstLine="0"/>
             </w:pPr>
             <w:r/>
             <w:r>
@@ -2536,7 +2497,6 @@
             <w:pPr>
               <w:spacing w:line="240" w:lineRule="auto" w:after="20"/>
               <w:ind w:firstLine="0"/>
-              <w:jc w:val="left"/>
             </w:pPr>
             <w:r/>
             <w:r>
@@ -2544,20 +2504,19 @@
                 <w:rFonts w:ascii="Times New Roman" w:hAnsi="Times New Roman" w:eastAsia="Times New Roman"/>
                 <w:sz w:val="19"/>
               </w:rPr>
-              <w:t>Cảm biến điện áp/dòng cho PV và nguồn servo.</w:t>
+              <w:t>Đo U/I PV và điện năng hai cơ cấu.</w:t>
             </w:r>
           </w:p>
         </w:tc>
         <w:tc>
           <w:tcPr>
-            <w:tcW w:type="dxa" w:w="4032"/>
+            <w:tcW w:type="dxa" w:w="3744"/>
             <w:vAlign w:val="center"/>
           </w:tcPr>
           <w:p>
             <w:pPr>
               <w:spacing w:line="240" w:lineRule="auto" w:after="20"/>
               <w:ind w:firstLine="0"/>
-              <w:jc w:val="left"/>
             </w:pPr>
             <w:r/>
             <w:r>
@@ -2565,7 +2524,7 @@
                 <w:rFonts w:ascii="Times New Roman" w:hAnsi="Times New Roman" w:eastAsia="Times New Roman"/>
                 <w:sz w:val="19"/>
               </w:rPr>
-              <w:t>Tính năng lượng PV và năng lượng phụ trợ riêng.</w:t>
+              <w:t>Tính năng lượng thuần và sai số góc.</w:t>
             </w:r>
           </w:p>
         </w:tc>
@@ -2573,8 +2532,11 @@
     </w:tbl>
     <w:p>
       <w:pPr>
-        <w:spacing w:after="20"/>
+        <w:jc w:val="both"/>
       </w:pPr>
+      <w:r>
+        <w:t>Sơ đồ khối chức năng: bốn LDR → lọc/hiệu chuẩn → e_quay, e_nghiêng → bộ điều khiển → servo phương vị và motor nghiêng → tấm pin. Encoder hồi tiếp góc của trục nghiêng; công tắc hành trình và giới hạn mềm có quyền ngắt lệnh bất kể sai lệch cảm biến.</w:t>
+      </w:r>
     </w:p>
     <w:p>
       <w:pPr>
@@ -2585,23 +2547,363 @@
       </w:r>
     </w:p>
     <w:p>
-      <w:pPr/>
+      <w:pPr>
+        <w:jc w:val="both"/>
+      </w:pPr>
       <w:r>
-        <w:rPr>
-          <w:rFonts w:ascii="Times New Roman" w:hAnsi="Times New Roman" w:eastAsia="Times New Roman"/>
-          <w:sz w:val="24"/>
-        </w:rPr>
-        <w:t>Bốn LDR được mắc với điện trở tạo mạch chia áp và đưa vào A0–A3. Hai servo nhận tín hiệu điều khiển từ các chân số; bốn công tắc hành trình dùng ngõ vào số có điện trở kéo phù hợp. RTC DS3231 giao tiếp I²C theo chân trên bo Mega. Cần kiểm tra đúng sơ đồ chân của phiên bản bo thực tế, tránh xung đột thư viện và không cấp nguồn tải servo qua cổng 5 V của Arduino.</w:t>
+        <w:t>Nhìn từ phía trước mặt pin, bố trí L_TT (trên-trái), L_PT (trên-phải), L_TD (dưới-trái), L_PD (dưới-phải). Mỗi LDR hướng chếch ra ngoài khỏi tâm cụm một góc β_s giống nhau; giá gá phải chắc, không bị cạnh tấm pin hoặc dây dẫn che. Góc β_s cần xác định thực nghiệm bằng cách chiếu sáng theo các góc biết trước và chọn vùng sai lệch đủ nhạy, có tính đơn điệu, không bão hòa.</w:t>
+      </w:r>
+    </w:p>
+    <w:tbl>
+      <w:tblPr>
+        <w:tblStyle w:val="TableGrid"/>
+        <w:tblW w:type="auto" w:w="0"/>
+        <w:jc w:val="center"/>
+        <w:tblLayout w:type="fixed"/>
+        <w:tblLook w:firstColumn="1" w:firstRow="1" w:lastColumn="0" w:lastRow="0" w:noHBand="0" w:noVBand="1" w:val="04A0"/>
+      </w:tblPr>
+      <w:tblGrid>
+        <w:gridCol w:w="2160"/>
+        <w:gridCol w:w="1728"/>
+        <w:gridCol w:w="4968"/>
+      </w:tblGrid>
+      <w:tr>
+        <w:trPr>
+          <w:tblHeader w:val="true"/>
+        </w:trPr>
+        <w:tc>
+          <w:tcPr>
+            <w:tcW w:type="dxa" w:w="2160"/>
+            <w:vAlign w:val="center"/>
+            <w:shd w:fill="D9EAF7"/>
+          </w:tcPr>
+          <w:p>
+            <w:pPr>
+              <w:spacing w:after="0"/>
+              <w:ind w:firstLine="0"/>
+              <w:jc w:val="center"/>
+            </w:pPr>
+            <w:r/>
+            <w:r>
+              <w:rPr>
+                <w:rFonts w:ascii="Times New Roman" w:hAnsi="Times New Roman" w:eastAsia="Times New Roman"/>
+                <w:b/>
+                <w:sz w:val="19"/>
+              </w:rPr>
+              <w:t>Vị trí</w:t>
+            </w:r>
+          </w:p>
+        </w:tc>
+        <w:tc>
+          <w:tcPr>
+            <w:tcW w:type="dxa" w:w="1728"/>
+            <w:vAlign w:val="center"/>
+            <w:shd w:fill="D9EAF7"/>
+          </w:tcPr>
+          <w:p>
+            <w:pPr>
+              <w:spacing w:after="0"/>
+              <w:ind w:firstLine="0"/>
+              <w:jc w:val="center"/>
+            </w:pPr>
+            <w:r/>
+            <w:r>
+              <w:rPr>
+                <w:rFonts w:ascii="Times New Roman" w:hAnsi="Times New Roman" w:eastAsia="Times New Roman"/>
+                <w:b/>
+                <w:sz w:val="19"/>
+              </w:rPr>
+              <w:t>Ký hiệu</w:t>
+            </w:r>
+          </w:p>
+        </w:tc>
+        <w:tc>
+          <w:tcPr>
+            <w:tcW w:type="dxa" w:w="4968"/>
+            <w:vAlign w:val="center"/>
+            <w:shd w:fill="D9EAF7"/>
+          </w:tcPr>
+          <w:p>
+            <w:pPr>
+              <w:spacing w:after="0"/>
+              <w:ind w:firstLine="0"/>
+              <w:jc w:val="center"/>
+            </w:pPr>
+            <w:r/>
+            <w:r>
+              <w:rPr>
+                <w:rFonts w:ascii="Times New Roman" w:hAnsi="Times New Roman" w:eastAsia="Times New Roman"/>
+                <w:b/>
+                <w:sz w:val="19"/>
+              </w:rPr>
+              <w:t>Hướng gá cảm biến</w:t>
+            </w:r>
+          </w:p>
+        </w:tc>
+      </w:tr>
+      <w:tr>
+        <w:tc>
+          <w:tcPr>
+            <w:tcW w:type="dxa" w:w="2160"/>
+            <w:vAlign w:val="center"/>
+          </w:tcPr>
+          <w:p>
+            <w:pPr>
+              <w:spacing w:line="240" w:lineRule="auto" w:after="20"/>
+              <w:ind w:firstLine="0"/>
+            </w:pPr>
+            <w:r/>
+            <w:r>
+              <w:rPr>
+                <w:rFonts w:ascii="Times New Roman" w:hAnsi="Times New Roman" w:eastAsia="Times New Roman"/>
+                <w:sz w:val="19"/>
+              </w:rPr>
+              <w:t>Trên – trái</w:t>
+            </w:r>
+          </w:p>
+        </w:tc>
+        <w:tc>
+          <w:tcPr>
+            <w:tcW w:type="dxa" w:w="1728"/>
+            <w:vAlign w:val="center"/>
+          </w:tcPr>
+          <w:p>
+            <w:pPr>
+              <w:spacing w:line="240" w:lineRule="auto" w:after="20"/>
+              <w:ind w:firstLine="0"/>
+            </w:pPr>
+            <w:r/>
+            <w:r>
+              <w:rPr>
+                <w:rFonts w:ascii="Times New Roman" w:hAnsi="Times New Roman" w:eastAsia="Times New Roman"/>
+                <w:sz w:val="19"/>
+              </w:rPr>
+              <w:t>L_TT</w:t>
+            </w:r>
+          </w:p>
+        </w:tc>
+        <w:tc>
+          <w:tcPr>
+            <w:tcW w:type="dxa" w:w="4968"/>
+            <w:vAlign w:val="center"/>
+          </w:tcPr>
+          <w:p>
+            <w:pPr>
+              <w:spacing w:line="240" w:lineRule="auto" w:after="20"/>
+              <w:ind w:firstLine="0"/>
+            </w:pPr>
+            <w:r/>
+            <w:r>
+              <w:rPr>
+                <w:rFonts w:ascii="Times New Roman" w:hAnsi="Times New Roman" w:eastAsia="Times New Roman"/>
+                <w:sz w:val="19"/>
+              </w:rPr>
+              <w:t>Hướng chếch ra ngoài về vùng trên-trái.</w:t>
+            </w:r>
+          </w:p>
+        </w:tc>
+      </w:tr>
+      <w:tr>
+        <w:tc>
+          <w:tcPr>
+            <w:tcW w:type="dxa" w:w="2160"/>
+            <w:vAlign w:val="center"/>
+          </w:tcPr>
+          <w:p>
+            <w:pPr>
+              <w:spacing w:line="240" w:lineRule="auto" w:after="20"/>
+              <w:ind w:firstLine="0"/>
+            </w:pPr>
+            <w:r/>
+            <w:r>
+              <w:rPr>
+                <w:rFonts w:ascii="Times New Roman" w:hAnsi="Times New Roman" w:eastAsia="Times New Roman"/>
+                <w:sz w:val="19"/>
+              </w:rPr>
+              <w:t>Trên – phải</w:t>
+            </w:r>
+          </w:p>
+        </w:tc>
+        <w:tc>
+          <w:tcPr>
+            <w:tcW w:type="dxa" w:w="1728"/>
+            <w:vAlign w:val="center"/>
+          </w:tcPr>
+          <w:p>
+            <w:pPr>
+              <w:spacing w:line="240" w:lineRule="auto" w:after="20"/>
+              <w:ind w:firstLine="0"/>
+            </w:pPr>
+            <w:r/>
+            <w:r>
+              <w:rPr>
+                <w:rFonts w:ascii="Times New Roman" w:hAnsi="Times New Roman" w:eastAsia="Times New Roman"/>
+                <w:sz w:val="19"/>
+              </w:rPr>
+              <w:t>L_PT</w:t>
+            </w:r>
+          </w:p>
+        </w:tc>
+        <w:tc>
+          <w:tcPr>
+            <w:tcW w:type="dxa" w:w="4968"/>
+            <w:vAlign w:val="center"/>
+          </w:tcPr>
+          <w:p>
+            <w:pPr>
+              <w:spacing w:line="240" w:lineRule="auto" w:after="20"/>
+              <w:ind w:firstLine="0"/>
+            </w:pPr>
+            <w:r/>
+            <w:r>
+              <w:rPr>
+                <w:rFonts w:ascii="Times New Roman" w:hAnsi="Times New Roman" w:eastAsia="Times New Roman"/>
+                <w:sz w:val="19"/>
+              </w:rPr>
+              <w:t>Hướng chếch ra ngoài về vùng trên-phải.</w:t>
+            </w:r>
+          </w:p>
+        </w:tc>
+      </w:tr>
+      <w:tr>
+        <w:tc>
+          <w:tcPr>
+            <w:tcW w:type="dxa" w:w="2160"/>
+            <w:vAlign w:val="center"/>
+          </w:tcPr>
+          <w:p>
+            <w:pPr>
+              <w:spacing w:line="240" w:lineRule="auto" w:after="20"/>
+              <w:ind w:firstLine="0"/>
+            </w:pPr>
+            <w:r/>
+            <w:r>
+              <w:rPr>
+                <w:rFonts w:ascii="Times New Roman" w:hAnsi="Times New Roman" w:eastAsia="Times New Roman"/>
+                <w:sz w:val="19"/>
+              </w:rPr>
+              <w:t>Dưới – trái</w:t>
+            </w:r>
+          </w:p>
+        </w:tc>
+        <w:tc>
+          <w:tcPr>
+            <w:tcW w:type="dxa" w:w="1728"/>
+            <w:vAlign w:val="center"/>
+          </w:tcPr>
+          <w:p>
+            <w:pPr>
+              <w:spacing w:line="240" w:lineRule="auto" w:after="20"/>
+              <w:ind w:firstLine="0"/>
+            </w:pPr>
+            <w:r/>
+            <w:r>
+              <w:rPr>
+                <w:rFonts w:ascii="Times New Roman" w:hAnsi="Times New Roman" w:eastAsia="Times New Roman"/>
+                <w:sz w:val="19"/>
+              </w:rPr>
+              <w:t>L_TD</w:t>
+            </w:r>
+          </w:p>
+        </w:tc>
+        <w:tc>
+          <w:tcPr>
+            <w:tcW w:type="dxa" w:w="4968"/>
+            <w:vAlign w:val="center"/>
+          </w:tcPr>
+          <w:p>
+            <w:pPr>
+              <w:spacing w:line="240" w:lineRule="auto" w:after="20"/>
+              <w:ind w:firstLine="0"/>
+            </w:pPr>
+            <w:r/>
+            <w:r>
+              <w:rPr>
+                <w:rFonts w:ascii="Times New Roman" w:hAnsi="Times New Roman" w:eastAsia="Times New Roman"/>
+                <w:sz w:val="19"/>
+              </w:rPr>
+              <w:t>Hướng chếch ra ngoài về vùng dưới-trái.</w:t>
+            </w:r>
+          </w:p>
+        </w:tc>
+      </w:tr>
+      <w:tr>
+        <w:tc>
+          <w:tcPr>
+            <w:tcW w:type="dxa" w:w="2160"/>
+            <w:vAlign w:val="center"/>
+          </w:tcPr>
+          <w:p>
+            <w:pPr>
+              <w:spacing w:line="240" w:lineRule="auto" w:after="20"/>
+              <w:ind w:firstLine="0"/>
+            </w:pPr>
+            <w:r/>
+            <w:r>
+              <w:rPr>
+                <w:rFonts w:ascii="Times New Roman" w:hAnsi="Times New Roman" w:eastAsia="Times New Roman"/>
+                <w:sz w:val="19"/>
+              </w:rPr>
+              <w:t>Dưới – phải</w:t>
+            </w:r>
+          </w:p>
+        </w:tc>
+        <w:tc>
+          <w:tcPr>
+            <w:tcW w:type="dxa" w:w="1728"/>
+            <w:vAlign w:val="center"/>
+          </w:tcPr>
+          <w:p>
+            <w:pPr>
+              <w:spacing w:line="240" w:lineRule="auto" w:after="20"/>
+              <w:ind w:firstLine="0"/>
+            </w:pPr>
+            <w:r/>
+            <w:r>
+              <w:rPr>
+                <w:rFonts w:ascii="Times New Roman" w:hAnsi="Times New Roman" w:eastAsia="Times New Roman"/>
+                <w:sz w:val="19"/>
+              </w:rPr>
+              <w:t>L_PD</w:t>
+            </w:r>
+          </w:p>
+        </w:tc>
+        <w:tc>
+          <w:tcPr>
+            <w:tcW w:type="dxa" w:w="4968"/>
+            <w:vAlign w:val="center"/>
+          </w:tcPr>
+          <w:p>
+            <w:pPr>
+              <w:spacing w:line="240" w:lineRule="auto" w:after="20"/>
+              <w:ind w:firstLine="0"/>
+            </w:pPr>
+            <w:r/>
+            <w:r>
+              <w:rPr>
+                <w:rFonts w:ascii="Times New Roman" w:hAnsi="Times New Roman" w:eastAsia="Times New Roman"/>
+                <w:sz w:val="19"/>
+              </w:rPr>
+              <w:t>Hướng chếch ra ngoài về vùng dưới-phải.</w:t>
+            </w:r>
+          </w:p>
+        </w:tc>
+      </w:tr>
+    </w:tbl>
+    <w:p>
+      <w:pPr>
+        <w:jc w:val="both"/>
+      </w:pPr>
+      <w:r>
+        <w:t>Mỗi LDR mắc với điện trở tạo cầu phân áp, đưa lần lượt tới A0–A3. Servo phương vị nhận tín hiệu điều khiển vị trí từ một chân digital tương thích thư viện; cầu H nhận tín hiệu PWM và hai tín hiệu chiều; encoder đưa xung về các ngõ vào phù hợp; công tắc hành trình nối riêng để đọc từng giới hạn. RTC dùng bus I²C. Chốt chân sau khi kiểm tra sơ đồ Arduino Mega và xung đột timer/interrupt.</w:t>
       </w:r>
     </w:p>
     <w:p>
-      <w:pPr/>
+      <w:pPr>
+        <w:jc w:val="both"/>
+      </w:pPr>
       <w:r>
-        <w:rPr>
-          <w:rFonts w:ascii="Times New Roman" w:hAnsi="Times New Roman" w:eastAsia="Times New Roman"/>
-          <w:sz w:val="24"/>
-        </w:rPr>
-        <w:t>Nguồn servo nên có khả năng đáp ứng dòng khởi động đồng thời của hai động cơ. Dây cấp servo, mass và dây tín hiệu được bố trí để giảm sụt áp/nhiễu trên các kênh ADC. Khung cơ khí cần cân bằng quanh các trục, có chặn cứng, cố định dây và không để tấm pin cản nhau trong toàn bộ hành trình.</w:t>
+        <w:t>Nguồn servo và motor được chọn theo dòng khởi động/kẹt trục, không lấy từ chân 5 V Arduino. Nối mass tham chiếu đúng cách, đặt tụ lọc gần driver, tách đường motor khỏi đường ADC và dùng bảo vệ quá dòng/quá áp phù hợp. Động cơ nghiêng cần encoder hoặc cảm biến góc để biết vị trí thực; nếu không có hồi tiếp, PI vị trí không thể hoạt động đúng.</w:t>
       </w:r>
     </w:p>
     <w:p>
@@ -2613,23 +2915,66 @@
       </w:r>
     </w:p>
     <w:p>
-      <w:pPr/>
+      <w:pPr>
+        <w:jc w:val="both"/>
+      </w:pPr>
       <w:r>
-        <w:rPr>
-          <w:rFonts w:ascii="Times New Roman" w:hAnsi="Times New Roman" w:eastAsia="Times New Roman"/>
-          <w:sz w:val="24"/>
-        </w:rPr>
-        <w:t>Arduino đọc thời gian từ RTC và sử dụng vĩ độ, kinh độ cùng múi giờ để tính góc cao α_s và phương vị γ_s. Khi dùng thư viện SPA, cần kiểm tra quy ước phương vị và chuyển đổi sang hệ trục của mô hình. Giá trị lý tưởng có dạng β = 90° − α_s cho góc nghiêng so với phương ngang và γ_panel ≈ γ_s cho phương vị pháp tuyến; góc lệnh servo bằng giá trị này cộng offset hiệu chuẩn của từng trục.</w:t>
+        <w:t>Cụm LDR tạo hai sai lệch quang chính bằng tổng tín hiệu hai phía đối diện. Với S = L_TT + L_PT + L_TD + L_PD + ε, sai lệch quay và nghiêng được xác định như sau; dấu phải kiểm tra khi lắp thực tế:</w:t>
       </w:r>
     </w:p>
     <w:p>
-      <w:pPr/>
+      <w:pPr>
+        <w:spacing w:before="60" w:after="140"/>
+        <w:ind w:firstLine="0"/>
+        <w:jc w:val="center"/>
+      </w:pPr>
       <w:r>
         <w:rPr>
-          <w:rFonts w:ascii="Times New Roman" w:hAnsi="Times New Roman" w:eastAsia="Times New Roman"/>
-          <w:sz w:val="24"/>
+          <w:i/>
         </w:rPr>
-        <w:t>Mỗi trục cần xác định vị trí zero/home, chiều dương và giới hạn hành trình. Góc đặt phải được kẹp trong phạm vi an toàn trước khi gửi servo. Nếu trục phương vị không quay đủ 360°, thuật toán chọn đường đi ngắn nhất trong vùng cho phép; nếu góc yêu cầu vượt phạm vi, dừng ở vị trí giới hạn hoặc áp dụng chính sách nghỉ đã xác định.</w:t>
+        <w:t>e_quay = [(L_PT + L_PD) − (L_TT + L_TD)] / S</w:t>
+      </w:r>
+    </w:p>
+    <w:p>
+      <w:pPr>
+        <w:spacing w:before="60" w:after="140"/>
+        <w:ind w:firstLine="0"/>
+        <w:jc w:val="center"/>
+      </w:pPr>
+      <w:r>
+        <w:rPr>
+          <w:i/>
+        </w:rPr>
+        <w:t>e_nghiêng = [(L_TT + L_PT) − (L_TD + L_PD)] / S</w:t>
+      </w:r>
+    </w:p>
+    <w:p>
+      <w:pPr>
+        <w:spacing w:before="60" w:after="140"/>
+        <w:ind w:firstLine="0"/>
+        <w:jc w:val="center"/>
+      </w:pPr>
+      <w:r>
+        <w:rPr>
+          <w:i/>
+        </w:rPr>
+        <w:t>e_chéo = [(L_TT + L_PD) − (L_PT + L_TD)] / S</w:t>
+      </w:r>
+    </w:p>
+    <w:p>
+      <w:pPr>
+        <w:jc w:val="both"/>
+      </w:pPr>
+      <w:r>
+        <w:t>e_chéo dùng để phát hiện trường hợp chiếu sáng bất đối xứng hoặc một cảm biến bị che; chỉ e_quay và e_nghiêng tạo lệnh hai trục. Khi tín hiệu đủ sáng và hợp lệ, góc đặt cập nhật theo θ*_i,k+1 = sat[θ*_i,k + K_i f(e_i, δ_i), θ_i,min, θ_i,max], trong đó i lần lượt là quay hoặc nghiêng, δ_i là vùng chết, K_i là hệ số hiệu chỉnh và sat giới hạn hành trình. Khi tín hiệu quang không hợp lệ, dùng góc SPA làm giá trị nền hoặc giữ vị trí theo chính sách an toàn.</w:t>
+      </w:r>
+    </w:p>
+    <w:p>
+      <w:pPr>
+        <w:jc w:val="both"/>
+      </w:pPr>
+      <w:r>
+        <w:t>Góc servo thực tế cần cộng offset zero và đổi theo dải làm việc đã hiệu chuẩn. Góc nghiêng lệnh được so sánh với góc đo từ encoder: e_pos = θ_nghiêng* − θ_nghiêng,đo. Việc tách sai lệch quang (hướng cần bám) với sai số vị trí (mức motor còn phải chạy) giúp tránh nhầm hai đại lượng.</w:t>
       </w:r>
     </w:p>
     <w:p>
@@ -2641,23 +2986,27 @@
       </w:r>
     </w:p>
     <w:p>
-      <w:pPr/>
+      <w:pPr>
+        <w:jc w:val="both"/>
+      </w:pPr>
       <w:r>
-        <w:rPr>
-          <w:rFonts w:ascii="Times New Roman" w:hAnsi="Times New Roman" w:eastAsia="Times New Roman"/>
-          <w:sz w:val="24"/>
-        </w:rPr>
-        <w:t>Bốn LDR được đặt đối xứng quanh một vách chữ thập sao cho cùng nhận ánh sáng khi cụm cảm biến hướng đúng về Mặt Trời. Trước khi lắp lên tấm pin, đo đáp ứng từng kênh và hiệu chỉnh hệ số độ lợi/offset dưới cùng điều kiện chiếu sáng. Kiểm tra riêng từng trục bằng cách che từng cảm biến; dấu sai lệch phải dẫn đến lệnh quay đúng chiều theo quy ước cơ khí.</w:t>
+        <w:t>Hiệu chuẩn bốn LDR dưới cùng điều kiện sáng để đo offset và hệ số độ lợi; sau đó đặt cảm biến trên giá quay, chiếu sáng từ trái, phải, trên, dưới và các hướng chéo. Ghi L_TT, L_PT, L_TD, L_PD theo góc chiếu, xác nhận e_quay/e_nghiêng đổi dấu đúng khi hướng sáng đi qua pháp tuyến và quan hệ tín hiệu đủ đơn điệu trong dải làm việc.</w:t>
       </w:r>
     </w:p>
     <w:p>
-      <w:pPr/>
+      <w:pPr>
+        <w:jc w:val="both"/>
+      </w:pPr>
       <w:r>
-        <w:rPr>
-          <w:rFonts w:ascii="Times New Roman" w:hAnsi="Times New Roman" w:eastAsia="Times New Roman"/>
-          <w:sz w:val="24"/>
-        </w:rPr>
-        <w:t>Tín hiệu được lọc bằng trung vị hoặc trung bình trượt. Đặt cờ chất lượng dựa trên tổng độ sáng, độ biến động giữa các mẫu, trạng thái bão hòa và tính hợp lý giữa các cảm biến. Khi chất lượng thấp, hệ thống không dùng LDR làm lệnh trực tiếp; trọng số hiệu chỉnh giảm về không và bộ điều khiển chuyển sang góc thiên văn hoặc giữ vị trí theo chính sách đã chọn.</w:t>
+        <w:t>Chọn góc gá β_s bằng phép thử đối chiếu một số góc lắp đối xứng, không gán một trị số cố định nếu chưa đo. Cố định cùng một góc cho bốn cảm biến; kiểm tra bóng của khung pin, vách/giá cảm biến, bão hòa và độ nhạy khi trời yếu. Đặt ngưỡng tổng sáng và độ biến động để đánh dấu tín hiệu không đáng tin cậy.</w:t>
+      </w:r>
+    </w:p>
+    <w:p>
+      <w:pPr>
+        <w:jc w:val="both"/>
+      </w:pPr>
+      <w:r>
+        <w:t>Kiểm tra riêng chiều quay motor: tác động ánh sáng mạnh hơn vào phía phải rồi xác nhận lệnh servo quay đúng chiều; chiếu sáng mạnh hơn phía trên rồi xác nhận trục nghiêng đi đúng chiều. Nếu ngược, sửa ánh xạ chiều hoặc dấu sau hiệu chuẩn, không đảo dấu rải rác trong nhiều nhánh chương trình.</w:t>
       </w:r>
     </w:p>
     <w:p>
@@ -2670,82 +3019,73 @@
     </w:p>
     <w:p>
       <w:pPr>
-        <w:pStyle w:val="ListBullet"/>
-        <w:spacing w:after="60" w:line="276" w:lineRule="auto"/>
-        <w:ind w:left="504" w:hanging="259"/>
+        <w:jc w:val="both"/>
       </w:pPr>
       <w:r>
-        <w:rPr>
-          <w:rFonts w:ascii="Times New Roman" w:hAnsi="Times New Roman" w:eastAsia="Times New Roman"/>
-          <w:sz w:val="23"/>
-        </w:rPr>
-        <w:t>Khởi tạo RTC, tọa độ, góc zero, giới hạn servo và trạng thái các công tắc hành trình; nếu tín hiệu thời gian hoặc công tắc bất thường thì không cho phép chạy tự động.</w:t>
+        <w:t>Sau khi lọc các mẫu ADC và bù sai lệch cảm biến, tính e_quay, e_nghiêng, e_chéo và cờ chất lượng q. Với mỗi trục, định nghĩa f(e,δ)=0 nếu |e|≤δ; ngoài vùng chết, f(e,δ)=sign(e)(|e|−δ). Khi q đủ lớn, cập nhật góc tham chiếu theo θ*_i,k+1 = sat[θ*_i,k + K_i f(e_i,δ_i), θ_i,min, θ_i,max]. Ngưỡng bật/tắt khác nhau hoặc thời gian xác nhận giúp tránh đổi chế độ do một mẫu nhiễu.</w:t>
       </w:r>
     </w:p>
     <w:p>
       <w:pPr>
-        <w:pStyle w:val="ListBullet"/>
-        <w:spacing w:after="60" w:line="276" w:lineRule="auto"/>
-        <w:ind w:left="504" w:hanging="259"/>
+        <w:jc w:val="both"/>
       </w:pPr>
       <w:r>
-        <w:rPr>
-          <w:rFonts w:ascii="Times New Roman" w:hAnsi="Times New Roman" w:eastAsia="Times New Roman"/>
-          <w:sz w:val="23"/>
-        </w:rPr>
-        <w:t>Theo chu kỳ lấy mẫu, đọc bốn LDR, lọc nhiễu và tính sai lệch chuẩn hóa e_A, e_H; đồng thời tính góc tham chiếu phương vị và góc cao từ thuật toán thiên văn.</w:t>
+        <w:t>Servo phương vị nhận góc mục tiêu θ*_q. Với servo vị trí dùng xung, độ rộng xung đặt được ánh xạ tuyến tính trong vùng đã hiệu chuẩn: t_p = t_min + [(θ*_q − θ_q,min)/(θ_q,max − θ_q,min)](t_max − t_min), sau đó giới hạn trong [t_min,t_max]. t_min, t_max, tần số lặp và góc tương ứng phải lấy từ datasheet/hiệu chuẩn, không mặc định mọi servo có cùng dải xung.</w:t>
       </w:r>
     </w:p>
     <w:p>
       <w:pPr>
-        <w:pStyle w:val="ListBullet"/>
-        <w:spacing w:after="60" w:line="276" w:lineRule="auto"/>
-        <w:ind w:left="504" w:hanging="259"/>
+        <w:spacing w:before="60" w:after="140"/>
+        <w:ind w:firstLine="0"/>
+        <w:jc w:val="center"/>
       </w:pPr>
       <w:r>
         <w:rPr>
-          <w:rFonts w:ascii="Times New Roman" w:hAnsi="Times New Roman" w:eastAsia="Times New Roman"/>
-          <w:sz w:val="23"/>
+          <w:i/>
         </w:rPr>
-        <w:t>Đánh giá chất lượng cảm biến. Nếu đủ sáng và ổn định, cộng hiệu chỉnh LDR có giới hạn vào góc tham chiếu; nếu không, dùng góc thiên văn hoặc giữ vị trí khi điều kiện không bảo đảm.</w:t>
+        <w:t>θ*_q,k+1 = sat[θ*_q,k + K_q f(e_quay, δ_q), θ_q,min, θ_q,max]</w:t>
       </w:r>
     </w:p>
     <w:p>
       <w:pPr>
-        <w:pStyle w:val="ListBullet"/>
-        <w:spacing w:after="60" w:line="276" w:lineRule="auto"/>
-        <w:ind w:left="504" w:hanging="259"/>
+        <w:jc w:val="both"/>
       </w:pPr>
       <w:r>
-        <w:rPr>
-          <w:rFonts w:ascii="Times New Roman" w:hAnsi="Times New Roman" w:eastAsia="Times New Roman"/>
-          <w:sz w:val="23"/>
-        </w:rPr>
-        <w:t>Áp dụng vùng chết và giới hạn mềm. Chỉ cập nhật góc servo khi sai số vượt ngưỡng để tránh rung và giảm số lần chuyển động.</w:t>
+        <w:t>Động cơ DC giảm tốc điều chỉnh độ nghiêng theo góc mục tiêu θ*_n. Encoder cung cấp góc đo θ_n; bộ PI tạo lệnh điều khiển có bão hòa, cầu H chọn chiều quay theo dấu lệnh và PWM theo trị tuyệt đối. Khi sai số vị trí nằm trong vùng chết, hoặc công tắc giới hạn theo hướng đang chạy tác động, PWM phải về 0.</w:t>
       </w:r>
     </w:p>
     <w:p>
       <w:pPr>
-        <w:pStyle w:val="ListBullet"/>
-        <w:spacing w:after="60" w:line="276" w:lineRule="auto"/>
-        <w:ind w:left="504" w:hanging="259"/>
+        <w:spacing w:before="60" w:after="140"/>
+        <w:ind w:firstLine="0"/>
+        <w:jc w:val="center"/>
       </w:pPr>
       <w:r>
         <w:rPr>
-          <w:rFonts w:ascii="Times New Roman" w:hAnsi="Times New Roman" w:eastAsia="Times New Roman"/>
-          <w:sz w:val="23"/>
+          <w:i/>
         </w:rPr>
-        <w:t>Kiểm tra công tắc hành trình trước mỗi lệnh; khi giới hạn tác động, chặn hướng đi tiếp nhưng cho phép lệnh thoát. Ghi thời gian, góc đặt, tín hiệu cảm biến và trạng thái bảo vệ.</w:t>
+        <w:t>e_pos,n = θ*_n − θ_n ;   u_n = sat(K_p e_pos,n + K_i ∫e_pos,n dt, −u_max, +u_max)</w:t>
       </w:r>
     </w:p>
     <w:p>
-      <w:pPr/>
+      <w:pPr>
+        <w:spacing w:before="60" w:after="140"/>
+        <w:ind w:firstLine="0"/>
+        <w:jc w:val="center"/>
+      </w:pPr>
       <w:r>
         <w:rPr>
-          <w:rFonts w:ascii="Times New Roman" w:hAnsi="Times New Roman" w:eastAsia="Times New Roman"/>
-          <w:sz w:val="24"/>
+          <w:i/>
         </w:rPr>
-        <w:t>Hệ thống có thể chia thành các trạng thái: khởi tạo/home; bám tự động; giữ vị trí khi tín hiệu quang kém; dừng ban đêm; và lỗi/bảo vệ. Chuyển trạng thái cần có hysteresis hoặc thời gian xác nhận để không phản ứng với một mẫu nhiễu đơn lẻ.</w:t>
+        <w:t>PWM_n = round[255 × |u_n| / u_max] ;   chiều motor = sign(u_n)</w:t>
+      </w:r>
+    </w:p>
+    <w:p>
+      <w:pPr>
+        <w:jc w:val="both"/>
+      </w:pPr>
+      <w:r>
+        <w:t>K_p, K_i, K_q, δ_q, δ_n cần được hiệu chỉnh trên mô hình, bắt đầu với khung không tải rồi tăng dần tải. Giới hạn mềm phải nằm bên trong giới hạn cứng; khi chạm công tắc, dừng motor theo hướng đi xa hơn nhưng cho phép chạy ngược để rời giới hạn. Nếu LDR bị tối/bão hòa, nhiễu nhanh hoặc mất kênh, đặt q thấp và chuyển sang góc thiên văn/giữ vị trí thay vì tiếp tục khuếch đại sai lệch.</w:t>
       </w:r>
     </w:p>
     <w:p>
@@ -2757,23 +3097,19 @@
       </w:r>
     </w:p>
     <w:p>
-      <w:pPr/>
+      <w:pPr>
+        <w:jc w:val="both"/>
+      </w:pPr>
       <w:r>
-        <w:rPr>
-          <w:rFonts w:ascii="Times New Roman" w:hAnsi="Times New Roman" w:eastAsia="Times New Roman"/>
-          <w:sz w:val="24"/>
-        </w:rPr>
-        <w:t>Trước khi chọn servo cần xác định khối lượng tấm pin, khoảng cách trọng tâm tới trục, ma sát ổ đỡ, tải gió và mô-men giữ. Nếu mô-men hoặc hành trình của servo không đạt, cần đổi sang hộp giảm tốc/actuator phù hợp thay vì tăng lực bằng cách bỏ giới hạn. Thử từng servo không tải, sau đó thử với khung cân bằng và cuối cùng mới lắp tấm pin.</w:t>
+        <w:t>Servo phương vị chọn theo mô-men cần để quay toàn bộ khung, tấm pin, ma sát và tải gió; kiểm tra khả năng giữ góc, dải quay, độ rơ và nguồn. Với trục nghiêng, động cơ DC giảm tốc cần đủ mô-men nâng/hạ và có encoder phù hợp độ phân giải; cầu H phải chịu dòng làm việc lẫn dòng kẹt trục. Cân bằng tấm pin quanh trục sẽ giảm đáng kể tải motor.</w:t>
       </w:r>
     </w:p>
     <w:p>
-      <w:pPr/>
+      <w:pPr>
+        <w:jc w:val="both"/>
+      </w:pPr>
       <w:r>
-        <w:rPr>
-          <w:rFonts w:ascii="Times New Roman" w:hAnsi="Times New Roman" w:eastAsia="Times New Roman"/>
-          <w:sz w:val="24"/>
-        </w:rPr>
-        <w:t>Công tắc hành trình được bố trí tại vùng trước va chạm cho cả hai trục. Trong chương trình, trạng thái công tắc được kiểm tra cả lúc khởi động và trước mỗi lệnh; cần chống dội và chỉ cho phép thoát khỏi công tắc theo chiều an toàn. Lắp nút dừng thủ công và có phương án ngắt nguồn servo khi thử nghiệm.</w:t>
+        <w:t>Bố trí cặp công tắc ở hai đầu hành trình cho mỗi trục. Kiểm tra từng công tắc độc lập trước khi nối tải, xác nhận dừng đúng chiều, khả năng thoát ngược và trạng thái khi dây đứt. Thử servo/motor ở tốc độ thấp, có nút dừng và người giám sát; chỉ lắp tấm pin sau khi cơ cấu hoạt động êm và không va chạm.</w:t>
       </w:r>
     </w:p>
     <w:p>
@@ -2785,28 +3121,19 @@
       </w:r>
     </w:p>
     <w:p>
-      <w:pPr/>
+      <w:pPr>
+        <w:jc w:val="both"/>
+      </w:pPr>
       <w:r>
-        <w:rPr>
-          <w:rFonts w:ascii="Times New Roman" w:hAnsi="Times New Roman" w:eastAsia="Times New Roman"/>
-          <w:sz w:val="24"/>
-        </w:rPr>
-        <w:t>Quá trình thực hiện đề xuất theo thứ tự: hoàn thiện sơ đồ và tính mô-men; lắp một trục và kiểm tra riêng servo/công tắc; bổ sung trục thứ hai; hiệu chuẩn RTC, tọa độ, zero và cảm biến; kiểm tra phần mềm bằng góc giả lập; sau đó mới chạy ngoài trời. Ở mỗi bước ghi lại cấu hình, lỗi phát sinh và thay đổi tham số để có thể tái lập phép thử.</w:t>
+        <w:t>Thực hiện lần lượt: lắp cụm bốn LDR và kiểm tra β_s; đo/hiệu chuẩn các kênh ADC; thử riêng servo phương vị; lắp động cơ nghiêng, encoder và cầu H; xác nhận công tắc từng giới hạn; hợp nhất thuật toán hai sai lệch; kiểm tra bằng tín hiệu mô phỏng; sau đó mới thử ngoài trời. Ghi rõ thông số phần cứng, tọa độ, góc gá, hệ số điều khiển và mọi thay đổi để có thể lặp lại phép thử.</w:t>
       </w:r>
     </w:p>
     <w:p>
-      <w:pPr/>
+      <w:pPr>
+        <w:jc w:val="both"/>
+      </w:pPr>
       <w:r>
-        <w:rPr>
-          <w:rFonts w:ascii="Times New Roman" w:hAnsi="Times New Roman" w:eastAsia="Times New Roman"/>
-          <w:sz w:val="24"/>
-        </w:rPr>
-        <w:t>Khi đánh giá, dùng tấm cố định làm đường cơ sở và so sánh bốn chế độ: cố định; góc thiên văn; cảm biến LDR; và điều khiển lai. Ghi đồng thời góc đặt/đo, điện áp–dòng PV, điện năng servo, tín hiệu cảm biến, trạng thái mây và thời gian. Chỉ số năng lượng thuần được tính bằng năng lượng PV trừ tiêu thụ của servo và mạch điều khiển; RMSE của từng trục dùng để đánh giá độ chính xác. Cần thử lặp trong nhiều điều kiện thời tiết trước khi khái quát kết quả.</w:t>
-      </w:r>
-    </w:p>
-    <w:p>
-      <w:r>
-        <w:br w:type="page"/>
+        <w:t>Khi thử, so sánh tấm cố định, góc thiên văn, phản hồi LDR và điều khiển lai. Ghi bốn tín hiệu LDR, e_quay, e_nghiêng, góc mục tiêu, góc encoder, thời gian servo/motor hoạt động, điện áp–dòng PV, năng lượng từng actuator và trạng thái thời tiết. Tính sai số góc hai trục, số lần chuyển động và năng lượng thuần sau khi trừ toàn bộ điện năng phụ trợ; chưa có số liệu thì không kết luận định lượng.</w:t>
       </w:r>
     </w:p>
     <w:p>

--- a/bao_cao_mau_do_an_dieu_khien_bam_mat_troi.docx
+++ b/bao_cao_mau_do_an_dieu_khien_bam_mat_troi.docx
@@ -97,12 +97,7 @@
         <w:jc w:val="center"/>
       </w:pPr>
       <w:r>
-        <w:rPr>
-          <w:rFonts w:ascii="Times New Roman" w:hAnsi="Times New Roman" w:eastAsia="Times New Roman"/>
-          <w:i/>
-          <w:sz w:val="24"/>
-        </w:rPr>
-        <w:t>Phương án mô hình hai trục kết hợp tính toán thiên văn và cảm biến quang</w:t>
+        <w:t>Phương án mô hình hai trục điều khiển bằng so sánh điện trở của 4 LDR</w:t>
       </w:r>
     </w:p>
     <w:p>
@@ -212,7 +207,7 @@
     <w:p>
       <w:pPr/>
       <w:r>
-        <w:t>Báo cáo tập trung đề xuất bộ điều khiển kết hợp vị trí Mặt Trời tính từ ngày, giờ và tọa độ với phản hồi quang từ bốn LDR đặt ở bốn góc mặt pin. Cụm cảm biến được gá nghiêng đối xứng hướng ra ngoài để tạo hai sai lệch độc lập; một servo vị trí điều khiển phương vị quay tấm pin, còn một động cơ DC giảm tốc có encoder điều chỉnh độ nghiêng. Công tắc hành trình bảo vệ hai cơ cấu.</w:t>
+        <w:t>Báo cáo tập trung vào thuật toán so sánh điện trở của bốn LDR đặt ở bốn góc mặt pin. Khi một phía có điện trở nhỏ hơn, tấm pin được nghiêng hoặc xoay từng bước về phía đó; khi các cặp gần cân bằng, cơ cấu dừng, chờ một khoảng thời gian rồi tự đọc lại cảm biến để hiệu chỉnh tiếp.</w:t>
       </w:r>
     </w:p>
     <w:p>
@@ -358,21 +353,13 @@
     <w:p>
       <w:pPr/>
       <w:r>
-        <w:rPr>
-          <w:rFonts w:ascii="Times New Roman" w:hAnsi="Times New Roman" w:eastAsia="Times New Roman"/>
-          <w:sz w:val="24"/>
-        </w:rPr>
-        <w:t>Các mô hình chi phí thấp thường dùng LDR để dò ánh sáng, nhưng tín hiệu có thể bị ảnh hưởng bởi mây, bóng che cục bộ, chênh lệch cảm biến và phản xạ. Nếu chỉ điều khiển theo cảm biến, hệ thống dễ quay liên tục hoặc đi sai hướng khi tín hiệu yếu. Ngược lại, tính toán thiên văn có thể cung cấp góc tham chiếu ổn định nhưng không tự bù được sai số lắp ráp và căn chỉnh. Vì vậy, nghiên cứu phương án lai giữa mô hình thiên văn và phản hồi quang có ý nghĩa đối với độ ổn định của hệ thống.</w:t>
+        <w:t>Các mô hình dùng cảm biến quang cần xử lý sai khác giữa các cảm biến, nhiễu và bóng che. Với bốn LDR đặt ở bốn góc, việc so sánh hai cặp chéo giúp xác định phía có điện trở nhỏ hơn, tức phía nhận ánh sáng mạnh hơn. Điều khiển từng bước và đọc lại sau một khoảng thời gian giúp cơ cấu căn chỉnh mà không phải quay liên tục.</w:t>
       </w:r>
     </w:p>
     <w:p>
       <w:pPr/>
       <w:r>
-        <w:rPr>
-          <w:rFonts w:ascii="Times New Roman" w:hAnsi="Times New Roman" w:eastAsia="Times New Roman"/>
-          <w:sz w:val="24"/>
-        </w:rPr>
-        <w:t>Đề tài được lựa chọn nhằm đề xuất cấu trúc bám nắng hai trục dùng Arduino, cảm biến quang, servo vị trí và công tắc hành trình; đồng thời xây dựng cách kiểm tra sai số góc, độ tin cậy và năng lượng thuần thay vì chỉ dựa vào chuyển động hoặc điện áp tức thời.</w:t>
+        <w:t>Đề tài được lựa chọn nhằm xây dựng thuật toán bám nắng hai trục dùng bốn LDR, servo phương vị và động cơ điều chỉnh độ nghiêng; tập trung vào cách so sánh điện trở, xác định chiều chuyển động, giới hạn hành trình và chu kỳ đọc lại cảm biến.</w:t>
       </w:r>
     </w:p>
     <w:p>
@@ -392,11 +379,7 @@
     <w:p>
       <w:pPr/>
       <w:r>
-        <w:rPr>
-          <w:rFonts w:ascii="Times New Roman" w:hAnsi="Times New Roman" w:eastAsia="Times New Roman"/>
-          <w:sz w:val="24"/>
-        </w:rPr>
-        <w:t>Photodiode được khảo sát như một lựa chọn cảm biến quang có đáp ứng nhanh, nhưng cấu hình đề xuất dùng LDR vì tính phổ biến và dễ lắp. Mục tiêu của phương án lai là dùng góc thiên văn làm đường đặt nền, không để nhiễu quang chi phối cơ cấu; các điều kiện chuyển chế độ, vùng chết và hành trình an toàn được mô tả trong Chương 3.</w:t>
+        <w:t>Thuật toán đề xuất không cần tính góc đặt thiên văn trong vòng điều khiển chính: bộ điều khiển so sánh các cặp LDR, dịch chuyển từng bước về phía có điện trở nhỏ hơn, dừng khi sai lệch nằm trong ngưỡng và định kỳ đọc lại để hiệu chỉnh.</w:t>
       </w:r>
     </w:p>
     <w:p>
@@ -410,11 +393,7 @@
     <w:p>
       <w:pPr/>
       <w:r>
-        <w:rPr>
-          <w:rFonts w:ascii="Times New Roman" w:hAnsi="Times New Roman" w:eastAsia="Times New Roman"/>
-          <w:sz w:val="24"/>
-        </w:rPr>
-        <w:t>Mục tiêu tổng quát là xây dựng phương án điều khiển hướng cho mô hình tấm pin hai trục, kết hợp tính toán góc Mặt Trời và hiệu chỉnh cảm biến, bảo đảm chuyển động trong giới hạn cơ khí. Các mục tiêu cụ thể gồm:</w:t>
+        <w:t>Mục tiêu tổng quát là xây dựng thuật toán điều khiển mô hình tấm pin hai trục bằng cách so sánh điện trở của bốn LDR, điều khiển lần lượt hướng nghiêng và hướng xoay, sau đó tự đọc lại theo chu kỳ để duy trì trạng thái cân bằng ánh sáng.</w:t>
       </w:r>
     </w:p>
     <w:p>
@@ -424,11 +403,7 @@
         <w:ind w:left="504" w:hanging="259"/>
       </w:pPr>
       <w:r>
-        <w:rPr>
-          <w:rFonts w:ascii="Times New Roman" w:hAnsi="Times New Roman" w:eastAsia="Times New Roman"/>
-          <w:sz w:val="23"/>
-        </w:rPr>
-        <w:t>Tổng hợp nguyên lý các linh kiện và phương pháp bám nắng; xác định quy ước tọa độ, góc cao và phương vị.</w:t>
+        <w:t>Tổng hợp nguyên lý các linh kiện, phương pháp bám nắng và quy ước xác định hướng nghiêng, hướng xoay của tấm pin.</w:t>
       </w:r>
     </w:p>
     <w:p>
@@ -448,11 +423,7 @@
         <w:ind w:left="504" w:hanging="259"/>
       </w:pPr>
       <w:r>
-        <w:rPr>
-          <w:rFonts w:ascii="Times New Roman" w:hAnsi="Times New Roman" w:eastAsia="Times New Roman"/>
-          <w:sz w:val="23"/>
-        </w:rPr>
-        <w:t>Xây dựng thuật toán tính góc tham chiếu, đánh giá chất lượng LDR, hiệu chỉnh có điều kiện và xử lý lỗi an toàn.</w:t>
+        <w:t>Xây dựng quy tắc so sánh hai cặp LDR chéo, xác định phía có điện trở nhỏ hơn, điều khiển cơ cấu theo bước và đọc lại sau thời gian đặt trước.</w:t>
       </w:r>
     </w:p>
     <w:p>
@@ -462,11 +433,7 @@
         <w:ind w:left="504" w:hanging="259"/>
       </w:pPr>
       <w:r>
-        <w:rPr>
-          <w:rFonts w:ascii="Times New Roman" w:hAnsi="Times New Roman" w:eastAsia="Times New Roman"/>
-          <w:sz w:val="23"/>
-        </w:rPr>
-        <w:t>Lập quy trình thử nghiệm so sánh tấm pin cố định, bám thiên văn, bám cảm biến và điều khiển lai bằng sai số góc và năng lượng thuần.</w:t>
+        <w:t>Lập quy trình kiểm tra hướng chuyển động, ngưỡng cân bằng, thời gian đọc lại và so sánh năng lượng với tấm pin cố định.</w:t>
       </w:r>
     </w:p>
     <w:p>
@@ -486,11 +453,7 @@
     <w:p>
       <w:pPr/>
       <w:r>
-        <w:rPr>
-          <w:rFonts w:ascii="Times New Roman" w:hAnsi="Times New Roman" w:eastAsia="Times New Roman"/>
-          <w:sz w:val="24"/>
-        </w:rPr>
-        <w:t>Phạm vi tập trung vào tính toán vị trí Mặt Trời, xử lý tín hiệu quang, chuyển đổi góc đặt và bảo vệ cơ cấu. Báo cáo không thiết kế nghịch lưu hòa lưới, không tối ưu thuật toán MPPT, không khẳng định kết quả tăng sản lượng khi chưa có phép đo và không xem xét đầy đủ kết cấu tracker quy mô nhà máy, tải gió chuyên dụng hoặc phân tích kinh tế dài hạn.</w:t>
+        <w:t>Phạm vi tập trung vào đo điện trở LDR, so sánh hai hướng nghiêng/quay, điều khiển hai cơ cấu chấp hành theo bước, đặt thời gian đọc lại và bảo vệ hành trình.</w:t>
       </w:r>
     </w:p>
     <w:p>
@@ -532,11 +495,7 @@
         <w:ind w:left="504" w:hanging="259"/>
       </w:pPr>
       <w:r>
-        <w:rPr>
-          <w:rFonts w:ascii="Times New Roman" w:hAnsi="Times New Roman" w:eastAsia="Times New Roman"/>
-          <w:sz w:val="23"/>
-        </w:rPr>
-        <w:t>Thuật toán điều khiển lai có kiểm tra chất lượng cảm biến, vùng chết, xử lý trường hợp mất tín hiệu và chế độ an toàn.</w:t>
+        <w:t>Thuật toán so sánh điện trở 4 LDR, điều khiển servo phương vị và động cơ nghiêng từng bước, dừng khi gần cân bằng và tự đọc lại theo chu kỳ.</w:t>
       </w:r>
     </w:p>
     <w:p>
@@ -1314,11 +1273,7 @@
     <w:p>
       <w:pPr/>
       <w:r>
-        <w:rPr>
-          <w:rFonts w:ascii="Times New Roman" w:hAnsi="Times New Roman" w:eastAsia="Times New Roman"/>
-          <w:sz w:val="24"/>
-        </w:rPr>
-        <w:t>Phương pháp lai dùng góc tính toán làm đường bám chính hoặc giá trị dự phòng, còn cảm biến quang chỉ bù một lượng nhỏ khi độ sáng và độ ổn định đạt điều kiện. Bộ điều khiển có thể đánh giá tổng cường độ, độ biến động, độ bão hòa và tính hợp lý của cặp cảm biến; khi tín hiệu không đạt, giảm trọng số hiệu chỉnh về không, giữ vị trí hoặc tiếp tục theo góc thiên văn. Dùng hai ngưỡng bật/tắt khác nhau tạo trễ (hysteresis), tránh chuyển chế độ liên tục. Đây là phương án phù hợp với đề tài vì kết hợp được tính ổn định của mô hình với khả năng tự hiệu chuẩn của cảm biến [4, 6].</w:t>
+        <w:t>Phương pháp lai dùng góc tính toán làm đường bám chính hoặc giá trị dự phòng, còn cảm biến quang chỉ bù một lượng nhỏ khi độ sáng và độ ổn định đạt điều kiện. Bộ điều khiển có thể đánh giá tổng cường độ, độ biến động, độ bão hòa và tính hợp lý của cặp cảm biến; khi tín hiệu không đạt, giảm trọng số hiệu chỉnh về không, giữ vị trí hoặc tiếp tục theo góc thiên văn. Dùng hai ngưỡng bật/tắt khác nhau tạo trễ (hysteresis), tránh chuyển chế độ liên tục. Đây là một phương án tổng quan có thể dùng khi cần kết hợp hai nguồn thông tin [4, 6]. Báo cáo này không triển khai điều khiển lai; phương án được chọn trình bày tại Chương 3 là so sánh trực tiếp điện trở của bốn LDR.</w:t>
       </w:r>
     </w:p>
     <w:p>
@@ -1458,11 +1413,7 @@
     <w:p>
       <w:pPr/>
       <w:r>
-        <w:rPr>
-          <w:rFonts w:ascii="Times New Roman" w:hAnsi="Times New Roman" w:eastAsia="Times New Roman"/>
-          <w:sz w:val="24"/>
-        </w:rPr>
-        <w:t>Việc lựa chọn cần cân bằng sai số góc, năng lượng thuần sau khi trừ điện năng truyền động, giá thành, tải gió, độ bền, bảo trì, độ phức tạp và khả năng vận hành khi mây hoặc mất cảm biến. Với mô hình một trục, phương án lai thiên văn–LDR có vùng chết và chế độ giữ vị trí khi tín hiệu kém là lựa chọn đề xuất; với mô hình hai trục, dùng SPA làm đường đặt nền và LDR chỉ hiệu chỉnh có điều kiện giúp hạn chế phụ thuộc vào tín hiệu quang. Hiệu quả của mỗi phương án chỉ có thể kết luận sau khi thử nghiệm cùng điều kiện với tấm pin cố định.</w:t>
+        <w:t>Việc lựa chọn ngưỡng cân bằng và bước dịch chuyển cần cân bằng giữa độ nhạy, rung cơ cấu, thời gian đáp ứng và độ bền. Với mô hình hai trục này, đề xuất so sánh điện trở tổng hợp của hai phía đối diện; trục nào chênh lệch vượt ngưỡng thì dịch chuyển từng bước về phía có điện trở nhỏ hơn. Khi cả hai trục gần cân bằng, dừng cơ cấu, chờ T_đọc rồi lấy mẫu mới. Hiệu quả chỉ được kết luận sau khi thử nghiệm cùng điều kiện với tấm pin cố định.</w:t>
       </w:r>
     </w:p>
     <w:tbl>
@@ -2535,7 +2486,7 @@
         <w:jc w:val="both"/>
       </w:pPr>
       <w:r>
-        <w:t>Sơ đồ khối chức năng: bốn LDR → lọc/hiệu chuẩn → e_quay, e_nghiêng → bộ điều khiển → servo phương vị và motor nghiêng → tấm pin. Encoder hồi tiếp góc của trục nghiêng; công tắc hành trình và giới hạn mềm có quyền ngắt lệnh bất kể sai lệch cảm biến.</w:t>
+        <w:t>Sơ đồ khối chức năng: bốn LDR → lọc/hiệu chuẩn và quy đổi điện trở → e_nghiêng = R_trên − R_dưới, e_quay = R_trái − R_phải → bộ điều khiển → servo phương vị và motor nghiêng → tấm pin. Encoder giám sát góc trục nghiêng; công tắc hành trình và giới hạn mềm có quyền chặn lệnh bất kể sai lệch cảm biến.</w:t>
       </w:r>
     </w:p>
     <w:p>
@@ -2903,7 +2854,7 @@
         <w:jc w:val="both"/>
       </w:pPr>
       <w:r>
-        <w:t>Nguồn servo và motor được chọn theo dòng khởi động/kẹt trục, không lấy từ chân 5 V Arduino. Nối mass tham chiếu đúng cách, đặt tụ lọc gần driver, tách đường motor khỏi đường ADC và dùng bảo vệ quá dòng/quá áp phù hợp. Động cơ nghiêng cần encoder hoặc cảm biến góc để biết vị trí thực; nếu không có hồi tiếp, PI vị trí không thể hoạt động đúng.</w:t>
+        <w:t>Nguồn servo và motor được chọn theo dòng khởi động/kẹt trục, không lấy từ chân 5 V Arduino. Nối mass tham chiếu đúng cách, đặt tụ lọc gần driver, tách đường motor khỏi đường ADC và dùng bảo vệ quá dòng/quá áp phù hợp. Động cơ nghiêng cần encoder hoặc cảm biến góc để giám sát vị trí và xác nhận chuyển động theo từng bước; chiều điều khiển được xác định từ so sánh các LDR.</w:t>
       </w:r>
     </w:p>
     <w:p>
@@ -2911,7 +2862,7 @@
         <w:pStyle w:val="Heading2"/>
       </w:pPr>
       <w:r>
-        <w:t>3.3. Mô hình hình học và tính góc đặt</w:t>
+        <w:t>3.3. Quy đổi điện trở và xác định phía cần chuyển động</w:t>
       </w:r>
     </w:p>
     <w:p>
@@ -2919,46 +2870,7 @@
         <w:jc w:val="both"/>
       </w:pPr>
       <w:r>
-        <w:t>Cụm LDR tạo hai sai lệch quang chính bằng tổng tín hiệu hai phía đối diện. Với S = L_TT + L_PT + L_TD + L_PD + ε, sai lệch quay và nghiêng được xác định như sau; dấu phải kiểm tra khi lắp thực tế:</w:t>
-      </w:r>
-    </w:p>
-    <w:p>
-      <w:pPr>
-        <w:spacing w:before="60" w:after="140"/>
-        <w:ind w:firstLine="0"/>
-        <w:jc w:val="center"/>
-      </w:pPr>
-      <w:r>
-        <w:rPr>
-          <w:i/>
-        </w:rPr>
-        <w:t>e_quay = [(L_PT + L_PD) − (L_TT + L_TD)] / S</w:t>
-      </w:r>
-    </w:p>
-    <w:p>
-      <w:pPr>
-        <w:spacing w:before="60" w:after="140"/>
-        <w:ind w:firstLine="0"/>
-        <w:jc w:val="center"/>
-      </w:pPr>
-      <w:r>
-        <w:rPr>
-          <w:i/>
-        </w:rPr>
-        <w:t>e_nghiêng = [(L_TT + L_PT) − (L_TD + L_PD)] / S</w:t>
-      </w:r>
-    </w:p>
-    <w:p>
-      <w:pPr>
-        <w:spacing w:before="60" w:after="140"/>
-        <w:ind w:firstLine="0"/>
-        <w:jc w:val="center"/>
-      </w:pPr>
-      <w:r>
-        <w:rPr>
-          <w:i/>
-        </w:rPr>
-        <w:t>e_chéo = [(L_TT + L_PD) − (L_PT + L_TD)] / S</w:t>
+        <w:t>Bốn LDR được mắc giống nhau theo cấu hình 3,3 V → điện trở cố định R_f → nút ADC → LDR → GND. Vi điều khiển chuyển số ADC thành điện áp V_ADC theo hiệu chuẩn của bo mạch, sau đó tính điện trở từng cảm biến: R_LDR = R_f × V_ADC/(3,3 − V_ADC). Điện trở nhỏ hơn biểu thị cảm biến nhận ánh sáng mạnh hơn. Nếu đảo vị trí LDR và R_f trong cầu phân áp thì phải đổi công thức quy đổi.</w:t>
       </w:r>
     </w:p>
     <w:p>
@@ -2966,7 +2878,7 @@
         <w:jc w:val="both"/>
       </w:pPr>
       <w:r>
-        <w:t>e_chéo dùng để phát hiện trường hợp chiếu sáng bất đối xứng hoặc một cảm biến bị che; chỉ e_quay và e_nghiêng tạo lệnh hai trục. Khi tín hiệu đủ sáng và hợp lệ, góc đặt cập nhật theo θ*_i,k+1 = sat[θ*_i,k + K_i f(e_i, δ_i), θ_i,min, θ_i,max], trong đó i lần lượt là quay hoặc nghiêng, δ_i là vùng chết, K_i là hệ số hiệu chỉnh và sat giới hạn hành trình. Khi tín hiệu quang không hợp lệ, dùng góc SPA làm giá trị nền hoặc giữ vị trí theo chính sách an toàn.</w:t>
+        <w:t>Ký hiệu R_TT, R_PT, R_TD, R_PD lần lượt là điện trở tại góc trên-trái, trên-phải, dưới-trái và dưới-phải. So sánh chéo hai cặp đối diện (R_TT với R_PD) và (R_PT với R_TD), rồi tổng hợp theo hai hướng: R_trên = R_TT + R_PT; R_dưới = R_TD + R_PD; R_trái = R_TT + R_TD; R_phải = R_PT + R_PD. Có thể dùng ngưỡng δ_nghiêng và δ_quay để xác định mức “gần bằng nhau”.</w:t>
       </w:r>
     </w:p>
     <w:p>
@@ -2974,7 +2886,15 @@
         <w:jc w:val="both"/>
       </w:pPr>
       <w:r>
-        <w:t>Góc servo thực tế cần cộng offset zero và đổi theo dải làm việc đã hiệu chuẩn. Góc nghiêng lệnh được so sánh với góc đo từ encoder: e_pos = θ_nghiêng* − θ_nghiêng,đo. Việc tách sai lệch quang (hướng cần bám) với sai số vị trí (mức motor còn phải chạy) giúp tránh nhầm hai đại lượng.</w:t>
+        <w:t>Nếu R_trên nhỏ hơn R_dưới vượt ngưỡng, phía trên nhận sáng mạnh hơn nên motor nghiêng dịch chuyển một bước nhỏ về phía trên; nếu R_dưới nhỏ hơn R_trên thì nghiêng về phía dưới. Tương tự, nếu R_trái nhỏ hơn R_phải thì servo xoay về trái; nếu R_phải nhỏ hơn R_trái thì servo xoay về phải. Chiều trái/phải và trên/dưới phải được xác nhận khi lắp cảm biến; nếu chiều cơ khí ngược, hiệu chỉnh ánh xạ lệnh.</w:t>
+      </w:r>
+    </w:p>
+    <w:p>
+      <w:pPr>
+        <w:jc w:val="both"/>
+      </w:pPr>
+      <w:r>
+        <w:t>Servo phương vị thay đổi góc đặt theo từng bước nhỏ Δθ_quay, giới hạn trong hành trình cho phép. Motor DC giảm tốc điều chỉnh độ nghiêng bằng cầu H: chọn chiều quay theo phía có điện trở nhỏ hơn, chạy PWM trong một bước ngắn hoặc đến khi encoder ghi nhận Δθ_nghiêng rồi dừng. Công tắc hành trình luôn có quyền chặn lệnh đi quá giới hạn.</w:t>
       </w:r>
     </w:p>
     <w:p>
@@ -2990,7 +2910,7 @@
         <w:jc w:val="both"/>
       </w:pPr>
       <w:r>
-        <w:t>Hiệu chuẩn bốn LDR dưới cùng điều kiện sáng để đo offset và hệ số độ lợi; sau đó đặt cảm biến trên giá quay, chiếu sáng từ trái, phải, trên, dưới và các hướng chéo. Ghi L_TT, L_PT, L_TD, L_PD theo góc chiếu, xác nhận e_quay/e_nghiêng đổi dấu đúng khi hướng sáng đi qua pháp tuyến và quan hệ tín hiệu đủ đơn điệu trong dải làm việc.</w:t>
+        <w:t>Hiệu chuẩn bốn LDR dưới cùng điều kiện sáng để đo offset và hệ số độ lợi; sau đó đặt cảm biến trên giá quay, chiếu sáng từ trái, phải, trên, dưới và các hướng chéo. Ghi R_TT, R_PT, R_TD, R_PD sau khi quy đổi theo góc chiếu; xác nhận e_quay = R_trái − R_phải và e_nghiêng = R_trên − R_dưới đổi dấu đúng khi hướng sáng đi qua pháp tuyến, đồng thời quan hệ tín hiệu đủ đơn điệu trong dải làm việc.</w:t>
       </w:r>
     </w:p>
     <w:p>
@@ -3014,7 +2934,7 @@
         <w:pStyle w:val="Heading2"/>
       </w:pPr>
       <w:r>
-        <w:t>3.5. Thuật toán điều khiển lai</w:t>
+        <w:t>3.5. Thuật toán điều khiển theo so sánh điện trở 4 LDR</w:t>
       </w:r>
     </w:p>
     <w:p>
@@ -3022,7 +2942,16 @@
         <w:jc w:val="both"/>
       </w:pPr>
       <w:r>
-        <w:t>Sau khi lọc các mẫu ADC và bù sai lệch cảm biến, tính e_quay, e_nghiêng, e_chéo và cờ chất lượng q. Với mỗi trục, định nghĩa f(e,δ)=0 nếu |e|≤δ; ngoài vùng chết, f(e,δ)=sign(e)(|e|−δ). Khi q đủ lớn, cập nhật góc tham chiếu theo θ*_i,k+1 = sat[θ*_i,k + K_i f(e_i,δ_i), θ_i,min, θ_i,max]. Ngưỡng bật/tắt khác nhau hoặc thời gian xác nhận giúp tránh đổi chế độ do một mẫu nhiễu.</w:t>
+        <w:t>Trong cấu hình đề xuất, Arduino Mega (hoặc ESP32 nếu được dùng thay thế) đọc lần lượt điện trở R_TT, R_PT, R_TD và R_PD. Hai cặp cảm biến chéo được so sánh để xác định phía có điện trở nhỏ hơn; phía đó nhận ánh sáng mạnh hơn nên là hướng cần đưa tấm pin tới. Bộ điều khiển so sánh hai tổng phía trên–dưới và trái–phải với các ngưỡng δ_nghiêng, δ_quay.</w:t>
+      </w:r>
+    </w:p>
+    <w:p>
+      <w:pPr>
+        <w:ind w:firstLine="0"/>
+        <w:jc w:val="both"/>
+      </w:pPr>
+      <w:r>
+        <w:t>Đặt e_nghiêng = R_trên − R_dưới và e_quay = R_trái − R_phải. Mỗi bước có thể biểu diễn bằng θ*_{i,k+1} = sat(θ*_{i,k} + d_i·Δθ_i, θ_i,min, θ_i,max), trong đó i là trục nghiêng hoặc quay; d_i ∈ {−1, 0, +1} là chiều đã hiệu chuẩn để dịch chuyển về phía có điện trở nhỏ hơn, và d_i = 0 khi |e_i| ≤ δ_i. Hàm sat giới hạn góc trong hành trình cho phép. Motor nghiêng dùng PWM_nghiêng = round(255·u), với u là hệ số độ rộng xung 0 &lt; u ≤ 1, trong một thời gian bước đã hiệu chỉnh hoặc đến khi encoder xác nhận Δθ_nghiêng; servo cập nhật góc đặt theo bước Δθ_quay.</w:t>
       </w:r>
     </w:p>
     <w:p>
@@ -3030,20 +2959,7 @@
         <w:jc w:val="both"/>
       </w:pPr>
       <w:r>
-        <w:t>Servo phương vị nhận góc mục tiêu θ*_q. Với servo vị trí dùng xung, độ rộng xung đặt được ánh xạ tuyến tính trong vùng đã hiệu chuẩn: t_p = t_min + [(θ*_q − θ_q,min)/(θ_q,max − θ_q,min)](t_max − t_min), sau đó giới hạn trong [t_min,t_max]. t_min, t_max, tần số lặp và góc tương ứng phải lấy từ datasheet/hiệu chuẩn, không mặc định mọi servo có cùng dải xung.</w:t>
-      </w:r>
-    </w:p>
-    <w:p>
-      <w:pPr>
-        <w:spacing w:before="60" w:after="140"/>
-        <w:ind w:firstLine="0"/>
-        <w:jc w:val="center"/>
-      </w:pPr>
-      <w:r>
-        <w:rPr>
-          <w:i/>
-        </w:rPr>
-        <w:t>θ*_q,k+1 = sat[θ*_q,k + K_q f(e_quay, δ_q), θ_q,min, θ_q,max]</w:t>
+        <w:t>Nếu chênh lệch trên–dưới lớn hơn ngưỡng, cho động cơ nghiêng chạy một bước nhỏ về phía có tổng điện trở thấp hơn; sau đó dừng cơ cấu và chờ t_settle để hết rung. Khi độ nghiêng đã cân bằng trong ngưỡng, chuyển sang so sánh trái–phải; servo xoay tấm pin một bước nhỏ về phía có tổng điện trở thấp hơn. Sau mỗi bước, bộ điều khiển đọc lại bốn cảm biến và lặp lại phép so sánh.</w:t>
       </w:r>
     </w:p>
     <w:p>
@@ -3051,33 +2967,7 @@
         <w:jc w:val="both"/>
       </w:pPr>
       <w:r>
-        <w:t>Động cơ DC giảm tốc điều chỉnh độ nghiêng theo góc mục tiêu θ*_n. Encoder cung cấp góc đo θ_n; bộ PI tạo lệnh điều khiển có bão hòa, cầu H chọn chiều quay theo dấu lệnh và PWM theo trị tuyệt đối. Khi sai số vị trí nằm trong vùng chết, hoặc công tắc giới hạn theo hướng đang chạy tác động, PWM phải về 0.</w:t>
-      </w:r>
-    </w:p>
-    <w:p>
-      <w:pPr>
-        <w:spacing w:before="60" w:after="140"/>
-        <w:ind w:firstLine="0"/>
-        <w:jc w:val="center"/>
-      </w:pPr>
-      <w:r>
-        <w:rPr>
-          <w:i/>
-        </w:rPr>
-        <w:t>e_pos,n = θ*_n − θ_n ;   u_n = sat(K_p e_pos,n + K_i ∫e_pos,n dt, −u_max, +u_max)</w:t>
-      </w:r>
-    </w:p>
-    <w:p>
-      <w:pPr>
-        <w:spacing w:before="60" w:after="140"/>
-        <w:ind w:firstLine="0"/>
-        <w:jc w:val="center"/>
-      </w:pPr>
-      <w:r>
-        <w:rPr>
-          <w:i/>
-        </w:rPr>
-        <w:t>PWM_n = round[255 × |u_n| / u_max] ;   chiều motor = sign(u_n)</w:t>
+        <w:t>Khi cả hai cặp đều bằng nhau hoặc gần bằng nhau (|R_trên−R_dưới|≤δ_nghiêng và |R_trái−R_phải|≤δ_quay), dừng servo và motor. Bộ điều khiển chờ khoảng T_đọc rồi tự động đọc lại điện trở; nếu ánh sáng đã đổi làm một phía có điện trở nhỏ hơn, cơ cấu tiếp tục căn chỉnh theo cùng quy tắc. Thời gian T_đọc và t_settle được hiệu chỉnh theo tốc độ servo, motor và độ ổn định tín hiệu.</w:t>
       </w:r>
     </w:p>
     <w:p>
@@ -3085,7 +2975,68 @@
         <w:jc w:val="both"/>
       </w:pPr>
       <w:r>
-        <w:t>K_p, K_i, K_q, δ_q, δ_n cần được hiệu chỉnh trên mô hình, bắt đầu với khung không tải rồi tăng dần tải. Giới hạn mềm phải nằm bên trong giới hạn cứng; khi chạm công tắc, dừng motor theo hướng đi xa hơn nhưng cho phép chạy ngược để rời giới hạn. Nếu LDR bị tối/bão hòa, nhiễu nhanh hoặc mất kênh, đặt q thấp và chuyển sang góc thiên văn/giữ vị trí thay vì tiếp tục khuếch đại sai lệch.</w:t>
+        <w:t>Để tránh vượt hành trình, trước mỗi lệnh cần kiểm tra công tắc giới hạn tương ứng; nếu công tắc chặn hướng đang yêu cầu thì dừng trục đó, không tiếp tục cấp lệnh theo hướng ấy. Có thể dùng bộ định thời hoặc hàm millis() trên ESP32/Arduino để chờ T_đọc mà vẫn duy trì kiểm tra công tắc và trạng thái an toàn.</w:t>
+      </w:r>
+    </w:p>
+    <w:p>
+      <w:pPr>
+        <w:jc w:val="both"/>
+      </w:pPr>
+      <w:r>
+        <w:t>Lưu đồ dưới đây mô tả chu trình: khởi tạo → đọc bốn điện trở → so sánh chéo → căn chỉnh độ nghiêng → căn chỉnh hướng xoay → dừng khi gần cân bằng → chờ và đọc lại.</w:t>
+      </w:r>
+    </w:p>
+    <w:p>
+      <w:pPr>
+        <w:pageBreakBefore/>
+        <w:ind w:firstLine="0"/>
+        <w:jc w:val="center"/>
+      </w:pPr>
+      <w:r/>
+      <w:r/>
+      <w:r>
+        <w:drawing>
+          <wp:inline xmlns:a="http://schemas.openxmlformats.org/drawingml/2006/main" xmlns:pic="http://schemas.openxmlformats.org/drawingml/2006/picture">
+            <wp:extent cx="5074920" cy="6303585"/>
+            <wp:docPr id="1" name="Picture 1"/>
+            <wp:cNvGraphicFramePr>
+              <a:graphicFrameLocks noChangeAspect="1"/>
+            </wp:cNvGraphicFramePr>
+            <a:graphic>
+              <a:graphicData uri="http://schemas.openxmlformats.org/drawingml/2006/picture">
+                <pic:pic>
+                  <pic:nvPicPr>
+                    <pic:cNvPr id="0" name="image.png"/>
+                    <pic:cNvPicPr/>
+                  </pic:nvPicPr>
+                  <pic:blipFill>
+                    <a:blip r:embed="rId23"/>
+                    <a:stretch>
+                      <a:fillRect/>
+                    </a:stretch>
+                  </pic:blipFill>
+                  <pic:spPr>
+                    <a:xfrm>
+                      <a:off x="0" y="0"/>
+                      <a:ext cx="5074920" cy="6303585"/>
+                    </a:xfrm>
+                    <a:prstGeom prst="rect"/>
+                  </pic:spPr>
+                </pic:pic>
+              </a:graphicData>
+            </a:graphic>
+          </wp:inline>
+        </w:drawing>
+      </w:r>
+    </w:p>
+    <w:p>
+      <w:pPr>
+        <w:pStyle w:val="Caption"/>
+        <w:ind w:firstLine="0"/>
+        <w:jc w:val="center"/>
+      </w:pPr>
+      <w:r>
+        <w:t>Hình 3.1. Lưu đồ thuật toán điều khiển hai trục bằng so sánh điện trở của bốn LDR.</w:t>
       </w:r>
     </w:p>
     <w:p>
@@ -3133,7 +3084,7 @@
         <w:jc w:val="both"/>
       </w:pPr>
       <w:r>
-        <w:t>Khi thử, so sánh tấm cố định, góc thiên văn, phản hồi LDR và điều khiển lai. Ghi bốn tín hiệu LDR, e_quay, e_nghiêng, góc mục tiêu, góc encoder, thời gian servo/motor hoạt động, điện áp–dòng PV, năng lượng từng actuator và trạng thái thời tiết. Tính sai số góc hai trục, số lần chuyển động và năng lượng thuần sau khi trừ toàn bộ điện năng phụ trợ; chưa có số liệu thì không kết luận định lượng.</w:t>
+        <w:t>Khi thử, so sánh tấm pin cố định với thuật toán điều khiển bằng bốn LDR. Ghi R_TT, R_PT, R_TD, R_PD; hai tổng chênh lệch; góc servo; góc encoder; thời gian motor hoạt động; điện áp–dòng PV; năng lượng từng cơ cấu; và thời tiết. Tính thời gian cần để đạt cân bằng, số lần chuyển động, sai số còn lại và năng lượng thuần sau khi trừ điện năng phụ trợ; chưa có số liệu thì không kết luận định lượng.</w:t>
       </w:r>
     </w:p>
     <w:p>
